--- a/static/template_final.docx
+++ b/static/template_final.docx
@@ -1,12 +1,12 @@
 
 <file path=word/document.xml><?xml version="1.0" encoding="utf-8"?>
-<w:document xmlns:wpc="http://schemas.microsoft.com/office/word/2010/wordprocessingCanvas" xmlns:cx="http://schemas.microsoft.com/office/drawing/2014/chartex" xmlns:cx1="http://schemas.microsoft.com/office/drawing/2015/9/8/chartex" xmlns:cx2="http://schemas.microsoft.com/office/drawing/2015/10/21/chartex" xmlns:cx3="http://schemas.microsoft.com/office/drawing/2016/5/9/chartex" xmlns:cx4="http://schemas.microsoft.com/office/drawing/2016/5/10/chartex" xmlns:cx5="http://schemas.microsoft.com/office/drawing/2016/5/11/chartex" xmlns:cx6="http://schemas.microsoft.com/office/drawing/2016/5/12/chartex" xmlns:cx7="http://schemas.microsoft.com/office/drawing/2016/5/13/chartex" xmlns:cx8="http://schemas.microsoft.com/office/drawing/2016/5/14/chartex" xmlns:mc="http://schemas.openxmlformats.org/markup-compatibility/2006" xmlns:aink="http://schemas.microsoft.com/office/drawing/2016/ink" xmlns:am3d="http://schemas.microsoft.com/office/drawing/2017/model3d" xmlns:o="urn:schemas-microsoft-com:office:office" xmlns:oel="http://schemas.microsoft.com/office/2019/extlst" xmlns:r="http://schemas.openxmlformats.org/officeDocument/2006/relationships" xmlns:m="http://schemas.openxmlformats.org/officeDocument/2006/math" xmlns:v="urn:schemas-microsoft-com:vml" xmlns:wp14="http://schemas.microsoft.com/office/word/2010/wordprocessingDrawing" xmlns:wp="http://schemas.openxmlformats.org/drawingml/2006/wordprocessingDrawing" xmlns:w10="urn:schemas-microsoft-com:office:word" xmlns:w="http://schemas.openxmlformats.org/wordprocessingml/2006/main" xmlns:w14="http://schemas.microsoft.com/office/word/2010/wordml" xmlns:w15="http://schemas.microsoft.com/office/word/2012/wordml" xmlns:w16cex="http://schemas.microsoft.com/office/word/2018/wordml/cex" xmlns:w16cid="http://schemas.microsoft.com/office/word/2016/wordml/cid" xmlns:w16="http://schemas.microsoft.com/office/word/2018/wordml" xmlns:w16du="http://schemas.microsoft.com/office/word/2023/wordml/word16du" xmlns:w16sdtdh="http://schemas.microsoft.com/office/word/2020/wordml/sdtdatahash" xmlns:w16se="http://schemas.microsoft.com/office/word/2015/wordml/symex" xmlns:wpg="http://schemas.microsoft.com/office/word/2010/wordprocessingGroup" xmlns:wpi="http://schemas.microsoft.com/office/word/2010/wordprocessingInk" xmlns:wne="http://schemas.microsoft.com/office/word/2006/wordml" xmlns:wps="http://schemas.microsoft.com/office/word/2010/wordprocessingShape" mc:Ignorable="w14 w15 w16se w16cid w16 w16cex w16sdtdh wp14">
+<w:document xmlns:wpc="http://schemas.microsoft.com/office/word/2010/wordprocessingCanvas" xmlns:cx="http://schemas.microsoft.com/office/drawing/2014/chartex" xmlns:cx1="http://schemas.microsoft.com/office/drawing/2015/9/8/chartex" xmlns:cx2="http://schemas.microsoft.com/office/drawing/2015/10/21/chartex" xmlns:cx3="http://schemas.microsoft.com/office/drawing/2016/5/9/chartex" xmlns:cx4="http://schemas.microsoft.com/office/drawing/2016/5/10/chartex" xmlns:cx5="http://schemas.microsoft.com/office/drawing/2016/5/11/chartex" xmlns:cx6="http://schemas.microsoft.com/office/drawing/2016/5/12/chartex" xmlns:cx7="http://schemas.microsoft.com/office/drawing/2016/5/13/chartex" xmlns:cx8="http://schemas.microsoft.com/office/drawing/2016/5/14/chartex" xmlns:mc="http://schemas.openxmlformats.org/markup-compatibility/2006" xmlns:aink="http://schemas.microsoft.com/office/drawing/2016/ink" xmlns:am3d="http://schemas.microsoft.com/office/drawing/2017/model3d" xmlns:o="urn:schemas-microsoft-com:office:office" xmlns:oel="http://schemas.microsoft.com/office/2019/extlst" xmlns:r="http://schemas.openxmlformats.org/officeDocument/2006/relationships" xmlns:m="http://schemas.openxmlformats.org/officeDocument/2006/math" xmlns:v="urn:schemas-microsoft-com:vml" xmlns:wp14="http://schemas.microsoft.com/office/word/2010/wordprocessingDrawing" xmlns:wp="http://schemas.openxmlformats.org/drawingml/2006/wordprocessingDrawing" xmlns:w10="urn:schemas-microsoft-com:office:word" xmlns:w="http://schemas.openxmlformats.org/wordprocessingml/2006/main" xmlns:w14="http://schemas.microsoft.com/office/word/2010/wordml" xmlns:w15="http://schemas.microsoft.com/office/word/2012/wordml" xmlns:w16cex="http://schemas.microsoft.com/office/word/2018/wordml/cex" xmlns:w16cid="http://schemas.microsoft.com/office/word/2016/wordml/cid" xmlns:w16="http://schemas.microsoft.com/office/word/2018/wordml" xmlns:w16du="http://schemas.microsoft.com/office/word/2023/wordml/word16du" xmlns:w16sdtdh="http://schemas.microsoft.com/office/word/2020/wordml/sdtdatahash" xmlns:w16sdtfl="http://schemas.microsoft.com/office/word/2024/wordml/sdtformatlock" xmlns:w16se="http://schemas.microsoft.com/office/word/2015/wordml/symex" xmlns:wpg="http://schemas.microsoft.com/office/word/2010/wordprocessingGroup" xmlns:wpi="http://schemas.microsoft.com/office/word/2010/wordprocessingInk" xmlns:wne="http://schemas.microsoft.com/office/word/2006/wordml" xmlns:wps="http://schemas.microsoft.com/office/word/2010/wordprocessingShape" mc:Ignorable="w14 w15 w16se w16cid w16 w16cex w16sdtdh w16sdtfl w16du wp14">
   <w:body>
     <w:p>
       <w:pPr>
         <w:spacing w:line="360" w:lineRule="auto"/>
         <w:rPr>
-          <w:rFonts w:ascii="Aharoni" w:eastAsia="HeadLineA" w:hAnsi="Aharoni" w:cs="Aharoni" w:hint="eastAsia"/>
+          <w:rFonts w:ascii="Aharoni" w:eastAsia="HeadLineA" w:hAnsi="Aharoni" w:cs="Aharoni"/>
           <w:sz w:val="18"/>
           <w:szCs w:val="18"/>
         </w:rPr>
@@ -36,13 +36,8 @@
         <w:t>Lesson {{</w:t>
       </w:r>
       <w:proofErr w:type="spellStart"/>
-      <w:proofErr w:type="gramStart"/>
       <w:r>
-        <w:t>lesson.lesson</w:t>
-      </w:r>
-      <w:proofErr w:type="gramEnd"/>
-      <w:r>
-        <w:t>_number</w:t>
+        <w:t>lesson.lesson_number</w:t>
       </w:r>
       <w:proofErr w:type="spellEnd"/>
       <w:r>
@@ -135,10 +130,120 @@
               <w:autoSpaceDN w:val="0"/>
               <w:jc w:val="both"/>
               <w:rPr>
+                <w:rFonts w:asciiTheme="minorHAnsi" w:eastAsiaTheme="minorHAnsi" w:hAnsiTheme="minorHAnsi" w:cs="Aharoni"/>
+                <w:sz w:val="16"/>
+                <w:szCs w:val="16"/>
+              </w:rPr>
+            </w:pPr>
+            <w:r>
+              <w:rPr>
+                <w:rFonts w:asciiTheme="minorHAnsi" w:eastAsiaTheme="minorHAnsi" w:hAnsiTheme="minorHAnsi" w:cs="Aharoni"/>
+                <w:sz w:val="16"/>
+                <w:szCs w:val="16"/>
+              </w:rPr>
+              <w:t>{{</w:t>
+            </w:r>
+            <w:proofErr w:type="spellStart"/>
+            <w:proofErr w:type="gramStart"/>
+            <w:r>
+              <w:rPr>
+                <w:rFonts w:asciiTheme="minorHAnsi" w:eastAsiaTheme="minorHAnsi" w:hAnsiTheme="minorHAnsi" w:cs="Aharoni"/>
+                <w:sz w:val="16"/>
+                <w:szCs w:val="16"/>
+              </w:rPr>
+              <w:t>lesson.words</w:t>
+            </w:r>
+            <w:proofErr w:type="spellEnd"/>
+            <w:proofErr w:type="gramEnd"/>
+            <w:r>
+              <w:rPr>
+                <w:rFonts w:asciiTheme="minorHAnsi" w:eastAsiaTheme="minorHAnsi" w:hAnsiTheme="minorHAnsi" w:cs="Aharoni"/>
+                <w:sz w:val="16"/>
+                <w:szCs w:val="16"/>
+              </w:rPr>
+              <w:t>[0]}}</w:t>
+            </w:r>
+          </w:p>
+        </w:tc>
+        <w:tc>
+          <w:tcPr>
+            <w:tcW w:w="2091" w:type="dxa"/>
+            <w:vAlign w:val="center"/>
+          </w:tcPr>
+          <w:p>
+            <w:pPr>
+              <w:widowControl w:val="0"/>
+              <w:autoSpaceDE w:val="0"/>
+              <w:autoSpaceDN w:val="0"/>
+              <w:jc w:val="both"/>
+              <w:rPr>
+                <w:rFonts w:asciiTheme="minorHAnsi" w:eastAsiaTheme="minorHAnsi" w:hAnsiTheme="minorHAnsi" w:cs="Aharoni"/>
+                <w:sz w:val="16"/>
+                <w:szCs w:val="16"/>
+              </w:rPr>
+            </w:pPr>
+            <w:r>
+              <w:rPr>
+                <w:rFonts w:asciiTheme="minorHAnsi" w:eastAsiaTheme="minorHAnsi" w:hAnsiTheme="minorHAnsi" w:cs="Aharoni"/>
+                <w:sz w:val="16"/>
+                <w:szCs w:val="16"/>
+              </w:rPr>
+              <w:t>{{</w:t>
+            </w:r>
+            <w:proofErr w:type="spellStart"/>
+            <w:proofErr w:type="gramStart"/>
+            <w:r>
+              <w:rPr>
+                <w:rFonts w:asciiTheme="minorHAnsi" w:eastAsiaTheme="minorHAnsi" w:hAnsiTheme="minorHAnsi" w:cs="Aharoni"/>
+                <w:sz w:val="16"/>
+                <w:szCs w:val="16"/>
+              </w:rPr>
+              <w:t>lesson.words</w:t>
+            </w:r>
+            <w:proofErr w:type="spellEnd"/>
+            <w:proofErr w:type="gramEnd"/>
+            <w:r>
+              <w:rPr>
+                <w:rFonts w:asciiTheme="minorHAnsi" w:eastAsiaTheme="minorHAnsi" w:hAnsiTheme="minorHAnsi" w:cs="Aharoni"/>
+                <w:sz w:val="16"/>
+                <w:szCs w:val="16"/>
+              </w:rPr>
+              <w:t>[</w:t>
+            </w:r>
+            <w:r>
+              <w:rPr>
                 <w:rFonts w:asciiTheme="minorHAnsi" w:eastAsiaTheme="minorHAnsi" w:hAnsiTheme="minorHAnsi" w:cs="Aharoni" w:hint="eastAsia"/>
                 <w:sz w:val="16"/>
                 <w:szCs w:val="16"/>
               </w:rPr>
+              <w:t>1</w:t>
+            </w:r>
+            <w:r>
+              <w:rPr>
+                <w:rFonts w:asciiTheme="minorHAnsi" w:eastAsiaTheme="minorHAnsi" w:hAnsiTheme="minorHAnsi" w:cs="Aharoni"/>
+                <w:sz w:val="16"/>
+                <w:szCs w:val="16"/>
+              </w:rPr>
+              <w:t>]}}</w:t>
+            </w:r>
+          </w:p>
+        </w:tc>
+        <w:tc>
+          <w:tcPr>
+            <w:tcW w:w="2091" w:type="dxa"/>
+            <w:vAlign w:val="center"/>
+          </w:tcPr>
+          <w:p>
+            <w:pPr>
+              <w:widowControl w:val="0"/>
+              <w:autoSpaceDE w:val="0"/>
+              <w:autoSpaceDN w:val="0"/>
+              <w:jc w:val="both"/>
+              <w:rPr>
+                <w:rFonts w:asciiTheme="minorHAnsi" w:eastAsiaTheme="minorHAnsi" w:hAnsiTheme="minorHAnsi" w:cs="Aharoni"/>
+                <w:sz w:val="16"/>
+                <w:szCs w:val="16"/>
+              </w:rPr>
             </w:pPr>
             <w:r>
               <w:rPr>
@@ -166,26 +271,42 @@
                 <w:sz w:val="16"/>
                 <w:szCs w:val="16"/>
               </w:rPr>
-              <w:t>[0]}}</w:t>
-            </w:r>
-          </w:p>
-        </w:tc>
-        <w:tc>
-          <w:tcPr>
-            <w:tcW w:w="2091" w:type="dxa"/>
-            <w:vAlign w:val="center"/>
-          </w:tcPr>
-          <w:p>
-            <w:pPr>
-              <w:widowControl w:val="0"/>
-              <w:autoSpaceDE w:val="0"/>
-              <w:autoSpaceDN w:val="0"/>
-              <w:jc w:val="both"/>
+              <w:t>[</w:t>
+            </w:r>
+            <w:r>
               <w:rPr>
                 <w:rFonts w:asciiTheme="minorHAnsi" w:eastAsiaTheme="minorHAnsi" w:hAnsiTheme="minorHAnsi" w:cs="Aharoni" w:hint="eastAsia"/>
                 <w:sz w:val="16"/>
                 <w:szCs w:val="16"/>
               </w:rPr>
+              <w:t>2</w:t>
+            </w:r>
+            <w:r>
+              <w:rPr>
+                <w:rFonts w:asciiTheme="minorHAnsi" w:eastAsiaTheme="minorHAnsi" w:hAnsiTheme="minorHAnsi" w:cs="Aharoni"/>
+                <w:sz w:val="16"/>
+                <w:szCs w:val="16"/>
+              </w:rPr>
+              <w:t>]}}</w:t>
+            </w:r>
+          </w:p>
+        </w:tc>
+        <w:tc>
+          <w:tcPr>
+            <w:tcW w:w="2091" w:type="dxa"/>
+            <w:vAlign w:val="center"/>
+          </w:tcPr>
+          <w:p>
+            <w:pPr>
+              <w:widowControl w:val="0"/>
+              <w:autoSpaceDE w:val="0"/>
+              <w:autoSpaceDN w:val="0"/>
+              <w:jc w:val="both"/>
+              <w:rPr>
+                <w:rFonts w:asciiTheme="minorHAnsi" w:eastAsiaTheme="minorHAnsi" w:hAnsiTheme="minorHAnsi" w:cs="Aharoni"/>
+                <w:sz w:val="16"/>
+                <w:szCs w:val="16"/>
+              </w:rPr>
             </w:pPr>
             <w:r>
               <w:rPr>
@@ -221,7 +342,7 @@
                 <w:sz w:val="16"/>
                 <w:szCs w:val="16"/>
               </w:rPr>
-              <w:t>1</w:t>
+              <w:t>3</w:t>
             </w:r>
             <w:r>
               <w:rPr>
@@ -235,132 +356,6 @@
         </w:tc>
         <w:tc>
           <w:tcPr>
-            <w:tcW w:w="2091" w:type="dxa"/>
-            <w:vAlign w:val="center"/>
-          </w:tcPr>
-          <w:p>
-            <w:pPr>
-              <w:widowControl w:val="0"/>
-              <w:autoSpaceDE w:val="0"/>
-              <w:autoSpaceDN w:val="0"/>
-              <w:jc w:val="both"/>
-              <w:rPr>
-                <w:rFonts w:asciiTheme="minorHAnsi" w:eastAsiaTheme="minorHAnsi" w:hAnsiTheme="minorHAnsi" w:cs="Aharoni" w:hint="eastAsia"/>
-                <w:sz w:val="16"/>
-                <w:szCs w:val="16"/>
-              </w:rPr>
-            </w:pPr>
-            <w:r>
-              <w:rPr>
-                <w:rFonts w:asciiTheme="minorHAnsi" w:eastAsiaTheme="minorHAnsi" w:hAnsiTheme="minorHAnsi" w:cs="Aharoni"/>
-                <w:sz w:val="16"/>
-                <w:szCs w:val="16"/>
-              </w:rPr>
-              <w:t>{{</w:t>
-            </w:r>
-            <w:proofErr w:type="spellStart"/>
-            <w:proofErr w:type="gramStart"/>
-            <w:r>
-              <w:rPr>
-                <w:rFonts w:asciiTheme="minorHAnsi" w:eastAsiaTheme="minorHAnsi" w:hAnsiTheme="minorHAnsi" w:cs="Aharoni"/>
-                <w:sz w:val="16"/>
-                <w:szCs w:val="16"/>
-              </w:rPr>
-              <w:t>lesson.words</w:t>
-            </w:r>
-            <w:proofErr w:type="spellEnd"/>
-            <w:proofErr w:type="gramEnd"/>
-            <w:r>
-              <w:rPr>
-                <w:rFonts w:asciiTheme="minorHAnsi" w:eastAsiaTheme="minorHAnsi" w:hAnsiTheme="minorHAnsi" w:cs="Aharoni"/>
-                <w:sz w:val="16"/>
-                <w:szCs w:val="16"/>
-              </w:rPr>
-              <w:t>[</w:t>
-            </w:r>
-            <w:r>
-              <w:rPr>
-                <w:rFonts w:asciiTheme="minorHAnsi" w:eastAsiaTheme="minorHAnsi" w:hAnsiTheme="minorHAnsi" w:cs="Aharoni" w:hint="eastAsia"/>
-                <w:sz w:val="16"/>
-                <w:szCs w:val="16"/>
-              </w:rPr>
-              <w:t>2</w:t>
-            </w:r>
-            <w:r>
-              <w:rPr>
-                <w:rFonts w:asciiTheme="minorHAnsi" w:eastAsiaTheme="minorHAnsi" w:hAnsiTheme="minorHAnsi" w:cs="Aharoni"/>
-                <w:sz w:val="16"/>
-                <w:szCs w:val="16"/>
-              </w:rPr>
-              <w:t>]}}</w:t>
-            </w:r>
-          </w:p>
-        </w:tc>
-        <w:tc>
-          <w:tcPr>
-            <w:tcW w:w="2091" w:type="dxa"/>
-            <w:vAlign w:val="center"/>
-          </w:tcPr>
-          <w:p>
-            <w:pPr>
-              <w:widowControl w:val="0"/>
-              <w:autoSpaceDE w:val="0"/>
-              <w:autoSpaceDN w:val="0"/>
-              <w:jc w:val="both"/>
-              <w:rPr>
-                <w:rFonts w:asciiTheme="minorHAnsi" w:eastAsiaTheme="minorHAnsi" w:hAnsiTheme="minorHAnsi" w:cs="Aharoni" w:hint="eastAsia"/>
-                <w:sz w:val="16"/>
-                <w:szCs w:val="16"/>
-              </w:rPr>
-            </w:pPr>
-            <w:r>
-              <w:rPr>
-                <w:rFonts w:asciiTheme="minorHAnsi" w:eastAsiaTheme="minorHAnsi" w:hAnsiTheme="minorHAnsi" w:cs="Aharoni"/>
-                <w:sz w:val="16"/>
-                <w:szCs w:val="16"/>
-              </w:rPr>
-              <w:t>{{</w:t>
-            </w:r>
-            <w:proofErr w:type="spellStart"/>
-            <w:proofErr w:type="gramStart"/>
-            <w:r>
-              <w:rPr>
-                <w:rFonts w:asciiTheme="minorHAnsi" w:eastAsiaTheme="minorHAnsi" w:hAnsiTheme="minorHAnsi" w:cs="Aharoni"/>
-                <w:sz w:val="16"/>
-                <w:szCs w:val="16"/>
-              </w:rPr>
-              <w:t>lesson.words</w:t>
-            </w:r>
-            <w:proofErr w:type="spellEnd"/>
-            <w:proofErr w:type="gramEnd"/>
-            <w:r>
-              <w:rPr>
-                <w:rFonts w:asciiTheme="minorHAnsi" w:eastAsiaTheme="minorHAnsi" w:hAnsiTheme="minorHAnsi" w:cs="Aharoni"/>
-                <w:sz w:val="16"/>
-                <w:szCs w:val="16"/>
-              </w:rPr>
-              <w:t>[</w:t>
-            </w:r>
-            <w:r>
-              <w:rPr>
-                <w:rFonts w:asciiTheme="minorHAnsi" w:eastAsiaTheme="minorHAnsi" w:hAnsiTheme="minorHAnsi" w:cs="Aharoni" w:hint="eastAsia"/>
-                <w:sz w:val="16"/>
-                <w:szCs w:val="16"/>
-              </w:rPr>
-              <w:t>3</w:t>
-            </w:r>
-            <w:r>
-              <w:rPr>
-                <w:rFonts w:asciiTheme="minorHAnsi" w:eastAsiaTheme="minorHAnsi" w:hAnsiTheme="minorHAnsi" w:cs="Aharoni"/>
-                <w:sz w:val="16"/>
-                <w:szCs w:val="16"/>
-              </w:rPr>
-              <w:t>]}}</w:t>
-            </w:r>
-          </w:p>
-        </w:tc>
-        <w:tc>
-          <w:tcPr>
             <w:tcW w:w="2092" w:type="dxa"/>
             <w:vAlign w:val="center"/>
           </w:tcPr>
@@ -371,7 +366,7 @@
               <w:autoSpaceDN w:val="0"/>
               <w:jc w:val="both"/>
               <w:rPr>
-                <w:rFonts w:asciiTheme="minorHAnsi" w:eastAsiaTheme="minorHAnsi" w:hAnsiTheme="minorHAnsi" w:cs="Aharoni" w:hint="eastAsia"/>
+                <w:rFonts w:asciiTheme="minorHAnsi" w:eastAsiaTheme="minorHAnsi" w:hAnsiTheme="minorHAnsi" w:cs="Aharoni"/>
                 <w:sz w:val="16"/>
                 <w:szCs w:val="16"/>
               </w:rPr>
@@ -753,10 +748,73 @@
               <w:autoSpaceDN w:val="0"/>
               <w:jc w:val="both"/>
               <w:rPr>
+                <w:rFonts w:asciiTheme="minorHAnsi" w:eastAsiaTheme="minorHAnsi" w:hAnsiTheme="minorHAnsi" w:cs="Aharoni"/>
+                <w:sz w:val="16"/>
+                <w:szCs w:val="16"/>
+              </w:rPr>
+            </w:pPr>
+            <w:r>
+              <w:rPr>
+                <w:rFonts w:asciiTheme="minorHAnsi" w:eastAsiaTheme="minorHAnsi" w:hAnsiTheme="minorHAnsi" w:cs="Aharoni"/>
+                <w:sz w:val="16"/>
+                <w:szCs w:val="16"/>
+              </w:rPr>
+              <w:t>{{</w:t>
+            </w:r>
+            <w:proofErr w:type="spellStart"/>
+            <w:proofErr w:type="gramStart"/>
+            <w:r>
+              <w:rPr>
+                <w:rFonts w:asciiTheme="minorHAnsi" w:eastAsiaTheme="minorHAnsi" w:hAnsiTheme="minorHAnsi" w:cs="Aharoni"/>
+                <w:sz w:val="16"/>
+                <w:szCs w:val="16"/>
+              </w:rPr>
+              <w:t>lesson.words</w:t>
+            </w:r>
+            <w:proofErr w:type="spellEnd"/>
+            <w:proofErr w:type="gramEnd"/>
+            <w:r>
+              <w:rPr>
+                <w:rFonts w:asciiTheme="minorHAnsi" w:eastAsiaTheme="minorHAnsi" w:hAnsiTheme="minorHAnsi" w:cs="Aharoni"/>
+                <w:sz w:val="16"/>
+                <w:szCs w:val="16"/>
+              </w:rPr>
+              <w:t>[</w:t>
+            </w:r>
+            <w:r>
+              <w:rPr>
                 <w:rFonts w:asciiTheme="minorHAnsi" w:eastAsiaTheme="minorHAnsi" w:hAnsiTheme="minorHAnsi" w:cs="Aharoni" w:hint="eastAsia"/>
                 <w:sz w:val="16"/>
                 <w:szCs w:val="16"/>
               </w:rPr>
+              <w:t>1</w:t>
+            </w:r>
+            <w:r>
+              <w:rPr>
+                <w:rFonts w:asciiTheme="minorHAnsi" w:eastAsiaTheme="minorHAnsi" w:hAnsiTheme="minorHAnsi" w:cs="Aharoni"/>
+                <w:sz w:val="16"/>
+                <w:szCs w:val="16"/>
+              </w:rPr>
+              <w:t>0]}}</w:t>
+            </w:r>
+          </w:p>
+        </w:tc>
+        <w:tc>
+          <w:tcPr>
+            <w:tcW w:w="2091" w:type="dxa"/>
+            <w:vAlign w:val="center"/>
+          </w:tcPr>
+          <w:p>
+            <w:pPr>
+              <w:widowControl w:val="0"/>
+              <w:autoSpaceDE w:val="0"/>
+              <w:autoSpaceDN w:val="0"/>
+              <w:jc w:val="both"/>
+              <w:rPr>
+                <w:rFonts w:asciiTheme="minorHAnsi" w:eastAsiaTheme="minorHAnsi" w:hAnsiTheme="minorHAnsi" w:cs="Aharoni"/>
+                <w:sz w:val="16"/>
+                <w:szCs w:val="16"/>
+              </w:rPr>
             </w:pPr>
             <w:r>
               <w:rPr>
@@ -792,34 +850,97 @@
                 <w:sz w:val="16"/>
                 <w:szCs w:val="16"/>
               </w:rPr>
-              <w:t>1</w:t>
-            </w:r>
-            <w:r>
-              <w:rPr>
-                <w:rFonts w:asciiTheme="minorHAnsi" w:eastAsiaTheme="minorHAnsi" w:hAnsiTheme="minorHAnsi" w:cs="Aharoni"/>
-                <w:sz w:val="16"/>
-                <w:szCs w:val="16"/>
-              </w:rPr>
-              <w:t>0]}}</w:t>
-            </w:r>
-          </w:p>
-        </w:tc>
-        <w:tc>
-          <w:tcPr>
-            <w:tcW w:w="2091" w:type="dxa"/>
-            <w:vAlign w:val="center"/>
-          </w:tcPr>
-          <w:p>
-            <w:pPr>
-              <w:widowControl w:val="0"/>
-              <w:autoSpaceDE w:val="0"/>
-              <w:autoSpaceDN w:val="0"/>
-              <w:jc w:val="both"/>
+              <w:t>11</w:t>
+            </w:r>
+            <w:r>
+              <w:rPr>
+                <w:rFonts w:asciiTheme="minorHAnsi" w:eastAsiaTheme="minorHAnsi" w:hAnsiTheme="minorHAnsi" w:cs="Aharoni"/>
+                <w:sz w:val="16"/>
+                <w:szCs w:val="16"/>
+              </w:rPr>
+              <w:t>]}}</w:t>
+            </w:r>
+          </w:p>
+        </w:tc>
+        <w:tc>
+          <w:tcPr>
+            <w:tcW w:w="2091" w:type="dxa"/>
+            <w:vAlign w:val="center"/>
+          </w:tcPr>
+          <w:p>
+            <w:pPr>
+              <w:widowControl w:val="0"/>
+              <w:autoSpaceDE w:val="0"/>
+              <w:autoSpaceDN w:val="0"/>
+              <w:jc w:val="both"/>
+              <w:rPr>
+                <w:rFonts w:asciiTheme="minorHAnsi" w:eastAsiaTheme="minorHAnsi" w:hAnsiTheme="minorHAnsi" w:cs="Aharoni"/>
+                <w:sz w:val="16"/>
+                <w:szCs w:val="16"/>
+              </w:rPr>
+            </w:pPr>
+            <w:r>
+              <w:rPr>
+                <w:rFonts w:asciiTheme="minorHAnsi" w:eastAsiaTheme="minorHAnsi" w:hAnsiTheme="minorHAnsi" w:cs="Aharoni"/>
+                <w:sz w:val="16"/>
+                <w:szCs w:val="16"/>
+              </w:rPr>
+              <w:t>{{</w:t>
+            </w:r>
+            <w:proofErr w:type="spellStart"/>
+            <w:proofErr w:type="gramStart"/>
+            <w:r>
+              <w:rPr>
+                <w:rFonts w:asciiTheme="minorHAnsi" w:eastAsiaTheme="minorHAnsi" w:hAnsiTheme="minorHAnsi" w:cs="Aharoni"/>
+                <w:sz w:val="16"/>
+                <w:szCs w:val="16"/>
+              </w:rPr>
+              <w:t>lesson.words</w:t>
+            </w:r>
+            <w:proofErr w:type="spellEnd"/>
+            <w:proofErr w:type="gramEnd"/>
+            <w:r>
+              <w:rPr>
+                <w:rFonts w:asciiTheme="minorHAnsi" w:eastAsiaTheme="minorHAnsi" w:hAnsiTheme="minorHAnsi" w:cs="Aharoni"/>
+                <w:sz w:val="16"/>
+                <w:szCs w:val="16"/>
+              </w:rPr>
+              <w:t>[</w:t>
+            </w:r>
+            <w:r>
               <w:rPr>
                 <w:rFonts w:asciiTheme="minorHAnsi" w:eastAsiaTheme="minorHAnsi" w:hAnsiTheme="minorHAnsi" w:cs="Aharoni" w:hint="eastAsia"/>
                 <w:sz w:val="16"/>
                 <w:szCs w:val="16"/>
               </w:rPr>
+              <w:t>12</w:t>
+            </w:r>
+            <w:r>
+              <w:rPr>
+                <w:rFonts w:asciiTheme="minorHAnsi" w:eastAsiaTheme="minorHAnsi" w:hAnsiTheme="minorHAnsi" w:cs="Aharoni"/>
+                <w:sz w:val="16"/>
+                <w:szCs w:val="16"/>
+              </w:rPr>
+              <w:t>]}}</w:t>
+            </w:r>
+          </w:p>
+        </w:tc>
+        <w:tc>
+          <w:tcPr>
+            <w:tcW w:w="2091" w:type="dxa"/>
+            <w:vAlign w:val="center"/>
+          </w:tcPr>
+          <w:p>
+            <w:pPr>
+              <w:widowControl w:val="0"/>
+              <w:autoSpaceDE w:val="0"/>
+              <w:autoSpaceDN w:val="0"/>
+              <w:jc w:val="both"/>
+              <w:rPr>
+                <w:rFonts w:asciiTheme="minorHAnsi" w:eastAsiaTheme="minorHAnsi" w:hAnsiTheme="minorHAnsi" w:cs="Aharoni"/>
+                <w:sz w:val="16"/>
+                <w:szCs w:val="16"/>
+              </w:rPr>
             </w:pPr>
             <w:r>
               <w:rPr>
@@ -855,7 +976,7 @@
                 <w:sz w:val="16"/>
                 <w:szCs w:val="16"/>
               </w:rPr>
-              <w:t>11</w:t>
+              <w:t>13</w:t>
             </w:r>
             <w:r>
               <w:rPr>
@@ -869,132 +990,6 @@
         </w:tc>
         <w:tc>
           <w:tcPr>
-            <w:tcW w:w="2091" w:type="dxa"/>
-            <w:vAlign w:val="center"/>
-          </w:tcPr>
-          <w:p>
-            <w:pPr>
-              <w:widowControl w:val="0"/>
-              <w:autoSpaceDE w:val="0"/>
-              <w:autoSpaceDN w:val="0"/>
-              <w:jc w:val="both"/>
-              <w:rPr>
-                <w:rFonts w:asciiTheme="minorHAnsi" w:eastAsiaTheme="minorHAnsi" w:hAnsiTheme="minorHAnsi" w:cs="Aharoni" w:hint="eastAsia"/>
-                <w:sz w:val="16"/>
-                <w:szCs w:val="16"/>
-              </w:rPr>
-            </w:pPr>
-            <w:r>
-              <w:rPr>
-                <w:rFonts w:asciiTheme="minorHAnsi" w:eastAsiaTheme="minorHAnsi" w:hAnsiTheme="minorHAnsi" w:cs="Aharoni"/>
-                <w:sz w:val="16"/>
-                <w:szCs w:val="16"/>
-              </w:rPr>
-              <w:t>{{</w:t>
-            </w:r>
-            <w:proofErr w:type="spellStart"/>
-            <w:proofErr w:type="gramStart"/>
-            <w:r>
-              <w:rPr>
-                <w:rFonts w:asciiTheme="minorHAnsi" w:eastAsiaTheme="minorHAnsi" w:hAnsiTheme="minorHAnsi" w:cs="Aharoni"/>
-                <w:sz w:val="16"/>
-                <w:szCs w:val="16"/>
-              </w:rPr>
-              <w:t>lesson.words</w:t>
-            </w:r>
-            <w:proofErr w:type="spellEnd"/>
-            <w:proofErr w:type="gramEnd"/>
-            <w:r>
-              <w:rPr>
-                <w:rFonts w:asciiTheme="minorHAnsi" w:eastAsiaTheme="minorHAnsi" w:hAnsiTheme="minorHAnsi" w:cs="Aharoni"/>
-                <w:sz w:val="16"/>
-                <w:szCs w:val="16"/>
-              </w:rPr>
-              <w:t>[</w:t>
-            </w:r>
-            <w:r>
-              <w:rPr>
-                <w:rFonts w:asciiTheme="minorHAnsi" w:eastAsiaTheme="minorHAnsi" w:hAnsiTheme="minorHAnsi" w:cs="Aharoni" w:hint="eastAsia"/>
-                <w:sz w:val="16"/>
-                <w:szCs w:val="16"/>
-              </w:rPr>
-              <w:t>12</w:t>
-            </w:r>
-            <w:r>
-              <w:rPr>
-                <w:rFonts w:asciiTheme="minorHAnsi" w:eastAsiaTheme="minorHAnsi" w:hAnsiTheme="minorHAnsi" w:cs="Aharoni"/>
-                <w:sz w:val="16"/>
-                <w:szCs w:val="16"/>
-              </w:rPr>
-              <w:t>]}}</w:t>
-            </w:r>
-          </w:p>
-        </w:tc>
-        <w:tc>
-          <w:tcPr>
-            <w:tcW w:w="2091" w:type="dxa"/>
-            <w:vAlign w:val="center"/>
-          </w:tcPr>
-          <w:p>
-            <w:pPr>
-              <w:widowControl w:val="0"/>
-              <w:autoSpaceDE w:val="0"/>
-              <w:autoSpaceDN w:val="0"/>
-              <w:jc w:val="both"/>
-              <w:rPr>
-                <w:rFonts w:asciiTheme="minorHAnsi" w:eastAsiaTheme="minorHAnsi" w:hAnsiTheme="minorHAnsi" w:cs="Aharoni" w:hint="eastAsia"/>
-                <w:sz w:val="16"/>
-                <w:szCs w:val="16"/>
-              </w:rPr>
-            </w:pPr>
-            <w:r>
-              <w:rPr>
-                <w:rFonts w:asciiTheme="minorHAnsi" w:eastAsiaTheme="minorHAnsi" w:hAnsiTheme="minorHAnsi" w:cs="Aharoni"/>
-                <w:sz w:val="16"/>
-                <w:szCs w:val="16"/>
-              </w:rPr>
-              <w:t>{{</w:t>
-            </w:r>
-            <w:proofErr w:type="spellStart"/>
-            <w:proofErr w:type="gramStart"/>
-            <w:r>
-              <w:rPr>
-                <w:rFonts w:asciiTheme="minorHAnsi" w:eastAsiaTheme="minorHAnsi" w:hAnsiTheme="minorHAnsi" w:cs="Aharoni"/>
-                <w:sz w:val="16"/>
-                <w:szCs w:val="16"/>
-              </w:rPr>
-              <w:t>lesson.words</w:t>
-            </w:r>
-            <w:proofErr w:type="spellEnd"/>
-            <w:proofErr w:type="gramEnd"/>
-            <w:r>
-              <w:rPr>
-                <w:rFonts w:asciiTheme="minorHAnsi" w:eastAsiaTheme="minorHAnsi" w:hAnsiTheme="minorHAnsi" w:cs="Aharoni"/>
-                <w:sz w:val="16"/>
-                <w:szCs w:val="16"/>
-              </w:rPr>
-              <w:t>[</w:t>
-            </w:r>
-            <w:r>
-              <w:rPr>
-                <w:rFonts w:asciiTheme="minorHAnsi" w:eastAsiaTheme="minorHAnsi" w:hAnsiTheme="minorHAnsi" w:cs="Aharoni" w:hint="eastAsia"/>
-                <w:sz w:val="16"/>
-                <w:szCs w:val="16"/>
-              </w:rPr>
-              <w:t>13</w:t>
-            </w:r>
-            <w:r>
-              <w:rPr>
-                <w:rFonts w:asciiTheme="minorHAnsi" w:eastAsiaTheme="minorHAnsi" w:hAnsiTheme="minorHAnsi" w:cs="Aharoni"/>
-                <w:sz w:val="16"/>
-                <w:szCs w:val="16"/>
-              </w:rPr>
-              <w:t>]}}</w:t>
-            </w:r>
-          </w:p>
-        </w:tc>
-        <w:tc>
-          <w:tcPr>
             <w:tcW w:w="2092" w:type="dxa"/>
             <w:vAlign w:val="center"/>
           </w:tcPr>
@@ -1005,7 +1000,7 @@
               <w:autoSpaceDN w:val="0"/>
               <w:jc w:val="both"/>
               <w:rPr>
-                <w:rFonts w:asciiTheme="minorHAnsi" w:eastAsiaTheme="minorHAnsi" w:hAnsiTheme="minorHAnsi" w:cs="Aharoni" w:hint="eastAsia"/>
+                <w:rFonts w:asciiTheme="minorHAnsi" w:eastAsiaTheme="minorHAnsi" w:hAnsiTheme="minorHAnsi" w:cs="Aharoni"/>
                 <w:sz w:val="16"/>
                 <w:szCs w:val="16"/>
               </w:rPr>
@@ -1395,10 +1390,73 @@
               <w:autoSpaceDN w:val="0"/>
               <w:jc w:val="both"/>
               <w:rPr>
+                <w:rFonts w:asciiTheme="minorHAnsi" w:eastAsiaTheme="minorHAnsi" w:hAnsiTheme="minorHAnsi" w:cs="Aharoni"/>
+                <w:sz w:val="16"/>
+                <w:szCs w:val="16"/>
+              </w:rPr>
+            </w:pPr>
+            <w:r>
+              <w:rPr>
+                <w:rFonts w:asciiTheme="minorHAnsi" w:eastAsiaTheme="minorHAnsi" w:hAnsiTheme="minorHAnsi" w:cs="Aharoni"/>
+                <w:sz w:val="16"/>
+                <w:szCs w:val="16"/>
+              </w:rPr>
+              <w:t>{{</w:t>
+            </w:r>
+            <w:proofErr w:type="spellStart"/>
+            <w:proofErr w:type="gramStart"/>
+            <w:r>
+              <w:rPr>
+                <w:rFonts w:asciiTheme="minorHAnsi" w:eastAsiaTheme="minorHAnsi" w:hAnsiTheme="minorHAnsi" w:cs="Aharoni"/>
+                <w:sz w:val="16"/>
+                <w:szCs w:val="16"/>
+              </w:rPr>
+              <w:t>lesson.words</w:t>
+            </w:r>
+            <w:proofErr w:type="spellEnd"/>
+            <w:proofErr w:type="gramEnd"/>
+            <w:r>
+              <w:rPr>
+                <w:rFonts w:asciiTheme="minorHAnsi" w:eastAsiaTheme="minorHAnsi" w:hAnsiTheme="minorHAnsi" w:cs="Aharoni"/>
+                <w:sz w:val="16"/>
+                <w:szCs w:val="16"/>
+              </w:rPr>
+              <w:t>[</w:t>
+            </w:r>
+            <w:r>
+              <w:rPr>
                 <w:rFonts w:asciiTheme="minorHAnsi" w:eastAsiaTheme="minorHAnsi" w:hAnsiTheme="minorHAnsi" w:cs="Aharoni" w:hint="eastAsia"/>
                 <w:sz w:val="16"/>
                 <w:szCs w:val="16"/>
               </w:rPr>
+              <w:t>2</w:t>
+            </w:r>
+            <w:r>
+              <w:rPr>
+                <w:rFonts w:asciiTheme="minorHAnsi" w:eastAsiaTheme="minorHAnsi" w:hAnsiTheme="minorHAnsi" w:cs="Aharoni"/>
+                <w:sz w:val="16"/>
+                <w:szCs w:val="16"/>
+              </w:rPr>
+              <w:t>0]}}</w:t>
+            </w:r>
+          </w:p>
+        </w:tc>
+        <w:tc>
+          <w:tcPr>
+            <w:tcW w:w="2091" w:type="dxa"/>
+            <w:vAlign w:val="center"/>
+          </w:tcPr>
+          <w:p>
+            <w:pPr>
+              <w:widowControl w:val="0"/>
+              <w:autoSpaceDE w:val="0"/>
+              <w:autoSpaceDN w:val="0"/>
+              <w:jc w:val="both"/>
+              <w:rPr>
+                <w:rFonts w:asciiTheme="minorHAnsi" w:eastAsiaTheme="minorHAnsi" w:hAnsiTheme="minorHAnsi" w:cs="Aharoni"/>
+                <w:sz w:val="16"/>
+                <w:szCs w:val="16"/>
+              </w:rPr>
             </w:pPr>
             <w:r>
               <w:rPr>
@@ -1434,34 +1492,97 @@
                 <w:sz w:val="16"/>
                 <w:szCs w:val="16"/>
               </w:rPr>
-              <w:t>2</w:t>
-            </w:r>
-            <w:r>
-              <w:rPr>
-                <w:rFonts w:asciiTheme="minorHAnsi" w:eastAsiaTheme="minorHAnsi" w:hAnsiTheme="minorHAnsi" w:cs="Aharoni"/>
-                <w:sz w:val="16"/>
-                <w:szCs w:val="16"/>
-              </w:rPr>
-              <w:t>0]}}</w:t>
-            </w:r>
-          </w:p>
-        </w:tc>
-        <w:tc>
-          <w:tcPr>
-            <w:tcW w:w="2091" w:type="dxa"/>
-            <w:vAlign w:val="center"/>
-          </w:tcPr>
-          <w:p>
-            <w:pPr>
-              <w:widowControl w:val="0"/>
-              <w:autoSpaceDE w:val="0"/>
-              <w:autoSpaceDN w:val="0"/>
-              <w:jc w:val="both"/>
+              <w:t>21</w:t>
+            </w:r>
+            <w:r>
+              <w:rPr>
+                <w:rFonts w:asciiTheme="minorHAnsi" w:eastAsiaTheme="minorHAnsi" w:hAnsiTheme="minorHAnsi" w:cs="Aharoni"/>
+                <w:sz w:val="16"/>
+                <w:szCs w:val="16"/>
+              </w:rPr>
+              <w:t>]}}</w:t>
+            </w:r>
+          </w:p>
+        </w:tc>
+        <w:tc>
+          <w:tcPr>
+            <w:tcW w:w="2091" w:type="dxa"/>
+            <w:vAlign w:val="center"/>
+          </w:tcPr>
+          <w:p>
+            <w:pPr>
+              <w:widowControl w:val="0"/>
+              <w:autoSpaceDE w:val="0"/>
+              <w:autoSpaceDN w:val="0"/>
+              <w:jc w:val="both"/>
+              <w:rPr>
+                <w:rFonts w:asciiTheme="minorHAnsi" w:eastAsiaTheme="minorHAnsi" w:hAnsiTheme="minorHAnsi" w:cs="Aharoni"/>
+                <w:sz w:val="16"/>
+                <w:szCs w:val="16"/>
+              </w:rPr>
+            </w:pPr>
+            <w:r>
+              <w:rPr>
+                <w:rFonts w:asciiTheme="minorHAnsi" w:eastAsiaTheme="minorHAnsi" w:hAnsiTheme="minorHAnsi" w:cs="Aharoni"/>
+                <w:sz w:val="16"/>
+                <w:szCs w:val="16"/>
+              </w:rPr>
+              <w:t>{{</w:t>
+            </w:r>
+            <w:proofErr w:type="spellStart"/>
+            <w:proofErr w:type="gramStart"/>
+            <w:r>
+              <w:rPr>
+                <w:rFonts w:asciiTheme="minorHAnsi" w:eastAsiaTheme="minorHAnsi" w:hAnsiTheme="minorHAnsi" w:cs="Aharoni"/>
+                <w:sz w:val="16"/>
+                <w:szCs w:val="16"/>
+              </w:rPr>
+              <w:t>lesson.words</w:t>
+            </w:r>
+            <w:proofErr w:type="spellEnd"/>
+            <w:proofErr w:type="gramEnd"/>
+            <w:r>
+              <w:rPr>
+                <w:rFonts w:asciiTheme="minorHAnsi" w:eastAsiaTheme="minorHAnsi" w:hAnsiTheme="minorHAnsi" w:cs="Aharoni"/>
+                <w:sz w:val="16"/>
+                <w:szCs w:val="16"/>
+              </w:rPr>
+              <w:t>[</w:t>
+            </w:r>
+            <w:r>
               <w:rPr>
                 <w:rFonts w:asciiTheme="minorHAnsi" w:eastAsiaTheme="minorHAnsi" w:hAnsiTheme="minorHAnsi" w:cs="Aharoni" w:hint="eastAsia"/>
                 <w:sz w:val="16"/>
                 <w:szCs w:val="16"/>
               </w:rPr>
+              <w:t>22</w:t>
+            </w:r>
+            <w:r>
+              <w:rPr>
+                <w:rFonts w:asciiTheme="minorHAnsi" w:eastAsiaTheme="minorHAnsi" w:hAnsiTheme="minorHAnsi" w:cs="Aharoni"/>
+                <w:sz w:val="16"/>
+                <w:szCs w:val="16"/>
+              </w:rPr>
+              <w:t>]}}</w:t>
+            </w:r>
+          </w:p>
+        </w:tc>
+        <w:tc>
+          <w:tcPr>
+            <w:tcW w:w="2091" w:type="dxa"/>
+            <w:vAlign w:val="center"/>
+          </w:tcPr>
+          <w:p>
+            <w:pPr>
+              <w:widowControl w:val="0"/>
+              <w:autoSpaceDE w:val="0"/>
+              <w:autoSpaceDN w:val="0"/>
+              <w:jc w:val="both"/>
+              <w:rPr>
+                <w:rFonts w:asciiTheme="minorHAnsi" w:eastAsiaTheme="minorHAnsi" w:hAnsiTheme="minorHAnsi" w:cs="Aharoni"/>
+                <w:sz w:val="16"/>
+                <w:szCs w:val="16"/>
+              </w:rPr>
             </w:pPr>
             <w:r>
               <w:rPr>
@@ -1497,7 +1618,7 @@
                 <w:sz w:val="16"/>
                 <w:szCs w:val="16"/>
               </w:rPr>
-              <w:t>21</w:t>
+              <w:t>23</w:t>
             </w:r>
             <w:r>
               <w:rPr>
@@ -1511,132 +1632,6 @@
         </w:tc>
         <w:tc>
           <w:tcPr>
-            <w:tcW w:w="2091" w:type="dxa"/>
-            <w:vAlign w:val="center"/>
-          </w:tcPr>
-          <w:p>
-            <w:pPr>
-              <w:widowControl w:val="0"/>
-              <w:autoSpaceDE w:val="0"/>
-              <w:autoSpaceDN w:val="0"/>
-              <w:jc w:val="both"/>
-              <w:rPr>
-                <w:rFonts w:asciiTheme="minorHAnsi" w:eastAsiaTheme="minorHAnsi" w:hAnsiTheme="minorHAnsi" w:cs="Aharoni" w:hint="eastAsia"/>
-                <w:sz w:val="16"/>
-                <w:szCs w:val="16"/>
-              </w:rPr>
-            </w:pPr>
-            <w:r>
-              <w:rPr>
-                <w:rFonts w:asciiTheme="minorHAnsi" w:eastAsiaTheme="minorHAnsi" w:hAnsiTheme="minorHAnsi" w:cs="Aharoni"/>
-                <w:sz w:val="16"/>
-                <w:szCs w:val="16"/>
-              </w:rPr>
-              <w:t>{{</w:t>
-            </w:r>
-            <w:proofErr w:type="spellStart"/>
-            <w:proofErr w:type="gramStart"/>
-            <w:r>
-              <w:rPr>
-                <w:rFonts w:asciiTheme="minorHAnsi" w:eastAsiaTheme="minorHAnsi" w:hAnsiTheme="minorHAnsi" w:cs="Aharoni"/>
-                <w:sz w:val="16"/>
-                <w:szCs w:val="16"/>
-              </w:rPr>
-              <w:t>lesson.words</w:t>
-            </w:r>
-            <w:proofErr w:type="spellEnd"/>
-            <w:proofErr w:type="gramEnd"/>
-            <w:r>
-              <w:rPr>
-                <w:rFonts w:asciiTheme="minorHAnsi" w:eastAsiaTheme="minorHAnsi" w:hAnsiTheme="minorHAnsi" w:cs="Aharoni"/>
-                <w:sz w:val="16"/>
-                <w:szCs w:val="16"/>
-              </w:rPr>
-              <w:t>[</w:t>
-            </w:r>
-            <w:r>
-              <w:rPr>
-                <w:rFonts w:asciiTheme="minorHAnsi" w:eastAsiaTheme="minorHAnsi" w:hAnsiTheme="minorHAnsi" w:cs="Aharoni" w:hint="eastAsia"/>
-                <w:sz w:val="16"/>
-                <w:szCs w:val="16"/>
-              </w:rPr>
-              <w:t>22</w:t>
-            </w:r>
-            <w:r>
-              <w:rPr>
-                <w:rFonts w:asciiTheme="minorHAnsi" w:eastAsiaTheme="minorHAnsi" w:hAnsiTheme="minorHAnsi" w:cs="Aharoni"/>
-                <w:sz w:val="16"/>
-                <w:szCs w:val="16"/>
-              </w:rPr>
-              <w:t>]}}</w:t>
-            </w:r>
-          </w:p>
-        </w:tc>
-        <w:tc>
-          <w:tcPr>
-            <w:tcW w:w="2091" w:type="dxa"/>
-            <w:vAlign w:val="center"/>
-          </w:tcPr>
-          <w:p>
-            <w:pPr>
-              <w:widowControl w:val="0"/>
-              <w:autoSpaceDE w:val="0"/>
-              <w:autoSpaceDN w:val="0"/>
-              <w:jc w:val="both"/>
-              <w:rPr>
-                <w:rFonts w:asciiTheme="minorHAnsi" w:eastAsiaTheme="minorHAnsi" w:hAnsiTheme="minorHAnsi" w:cs="Aharoni" w:hint="eastAsia"/>
-                <w:sz w:val="16"/>
-                <w:szCs w:val="16"/>
-              </w:rPr>
-            </w:pPr>
-            <w:r>
-              <w:rPr>
-                <w:rFonts w:asciiTheme="minorHAnsi" w:eastAsiaTheme="minorHAnsi" w:hAnsiTheme="minorHAnsi" w:cs="Aharoni"/>
-                <w:sz w:val="16"/>
-                <w:szCs w:val="16"/>
-              </w:rPr>
-              <w:t>{{</w:t>
-            </w:r>
-            <w:proofErr w:type="spellStart"/>
-            <w:proofErr w:type="gramStart"/>
-            <w:r>
-              <w:rPr>
-                <w:rFonts w:asciiTheme="minorHAnsi" w:eastAsiaTheme="minorHAnsi" w:hAnsiTheme="minorHAnsi" w:cs="Aharoni"/>
-                <w:sz w:val="16"/>
-                <w:szCs w:val="16"/>
-              </w:rPr>
-              <w:t>lesson.words</w:t>
-            </w:r>
-            <w:proofErr w:type="spellEnd"/>
-            <w:proofErr w:type="gramEnd"/>
-            <w:r>
-              <w:rPr>
-                <w:rFonts w:asciiTheme="minorHAnsi" w:eastAsiaTheme="minorHAnsi" w:hAnsiTheme="minorHAnsi" w:cs="Aharoni"/>
-                <w:sz w:val="16"/>
-                <w:szCs w:val="16"/>
-              </w:rPr>
-              <w:t>[</w:t>
-            </w:r>
-            <w:r>
-              <w:rPr>
-                <w:rFonts w:asciiTheme="minorHAnsi" w:eastAsiaTheme="minorHAnsi" w:hAnsiTheme="minorHAnsi" w:cs="Aharoni" w:hint="eastAsia"/>
-                <w:sz w:val="16"/>
-                <w:szCs w:val="16"/>
-              </w:rPr>
-              <w:t>23</w:t>
-            </w:r>
-            <w:r>
-              <w:rPr>
-                <w:rFonts w:asciiTheme="minorHAnsi" w:eastAsiaTheme="minorHAnsi" w:hAnsiTheme="minorHAnsi" w:cs="Aharoni"/>
-                <w:sz w:val="16"/>
-                <w:szCs w:val="16"/>
-              </w:rPr>
-              <w:t>]}}</w:t>
-            </w:r>
-          </w:p>
-        </w:tc>
-        <w:tc>
-          <w:tcPr>
             <w:tcW w:w="2092" w:type="dxa"/>
             <w:vAlign w:val="center"/>
           </w:tcPr>
@@ -1647,7 +1642,7 @@
               <w:autoSpaceDN w:val="0"/>
               <w:jc w:val="both"/>
               <w:rPr>
-                <w:rFonts w:asciiTheme="minorHAnsi" w:eastAsiaTheme="minorHAnsi" w:hAnsiTheme="minorHAnsi" w:cs="Aharoni" w:hint="eastAsia"/>
+                <w:rFonts w:asciiTheme="minorHAnsi" w:eastAsiaTheme="minorHAnsi" w:hAnsiTheme="minorHAnsi" w:cs="Aharoni"/>
                 <w:sz w:val="16"/>
                 <w:szCs w:val="16"/>
               </w:rPr>
@@ -1712,10 +1707,73 @@
               <w:autoSpaceDN w:val="0"/>
               <w:jc w:val="both"/>
               <w:rPr>
+                <w:rFonts w:asciiTheme="minorHAnsi" w:eastAsiaTheme="minorHAnsi" w:hAnsiTheme="minorHAnsi" w:cs="Aharoni"/>
+                <w:sz w:val="16"/>
+                <w:szCs w:val="16"/>
+              </w:rPr>
+            </w:pPr>
+            <w:r>
+              <w:rPr>
+                <w:rFonts w:asciiTheme="minorHAnsi" w:eastAsiaTheme="minorHAnsi" w:hAnsiTheme="minorHAnsi" w:cs="Aharoni"/>
+                <w:sz w:val="16"/>
+                <w:szCs w:val="16"/>
+              </w:rPr>
+              <w:t>{{</w:t>
+            </w:r>
+            <w:proofErr w:type="spellStart"/>
+            <w:proofErr w:type="gramStart"/>
+            <w:r>
+              <w:rPr>
+                <w:rFonts w:asciiTheme="minorHAnsi" w:eastAsiaTheme="minorHAnsi" w:hAnsiTheme="minorHAnsi" w:cs="Aharoni"/>
+                <w:sz w:val="16"/>
+                <w:szCs w:val="16"/>
+              </w:rPr>
+              <w:t>lesson.words</w:t>
+            </w:r>
+            <w:proofErr w:type="spellEnd"/>
+            <w:proofErr w:type="gramEnd"/>
+            <w:r>
+              <w:rPr>
+                <w:rFonts w:asciiTheme="minorHAnsi" w:eastAsiaTheme="minorHAnsi" w:hAnsiTheme="minorHAnsi" w:cs="Aharoni"/>
+                <w:sz w:val="16"/>
+                <w:szCs w:val="16"/>
+              </w:rPr>
+              <w:t>[</w:t>
+            </w:r>
+            <w:r>
+              <w:rPr>
                 <w:rFonts w:asciiTheme="minorHAnsi" w:eastAsiaTheme="minorHAnsi" w:hAnsiTheme="minorHAnsi" w:cs="Aharoni" w:hint="eastAsia"/>
                 <w:sz w:val="16"/>
                 <w:szCs w:val="16"/>
               </w:rPr>
+              <w:t>25</w:t>
+            </w:r>
+            <w:r>
+              <w:rPr>
+                <w:rFonts w:asciiTheme="minorHAnsi" w:eastAsiaTheme="minorHAnsi" w:hAnsiTheme="minorHAnsi" w:cs="Aharoni"/>
+                <w:sz w:val="16"/>
+                <w:szCs w:val="16"/>
+              </w:rPr>
+              <w:t>]}}</w:t>
+            </w:r>
+          </w:p>
+        </w:tc>
+        <w:tc>
+          <w:tcPr>
+            <w:tcW w:w="2091" w:type="dxa"/>
+            <w:vAlign w:val="center"/>
+          </w:tcPr>
+          <w:p>
+            <w:pPr>
+              <w:widowControl w:val="0"/>
+              <w:autoSpaceDE w:val="0"/>
+              <w:autoSpaceDN w:val="0"/>
+              <w:jc w:val="both"/>
+              <w:rPr>
+                <w:rFonts w:asciiTheme="minorHAnsi" w:eastAsiaTheme="minorHAnsi" w:hAnsiTheme="minorHAnsi" w:cs="Aharoni"/>
+                <w:sz w:val="16"/>
+                <w:szCs w:val="16"/>
+              </w:rPr>
             </w:pPr>
             <w:r>
               <w:rPr>
@@ -1751,7 +1809,7 @@
                 <w:sz w:val="16"/>
                 <w:szCs w:val="16"/>
               </w:rPr>
-              <w:t>25</w:t>
+              <w:t>26</w:t>
             </w:r>
             <w:r>
               <w:rPr>
@@ -1775,10 +1833,73 @@
               <w:autoSpaceDN w:val="0"/>
               <w:jc w:val="both"/>
               <w:rPr>
+                <w:rFonts w:asciiTheme="minorHAnsi" w:eastAsiaTheme="minorHAnsi" w:hAnsiTheme="minorHAnsi" w:cs="Aharoni"/>
+                <w:sz w:val="16"/>
+                <w:szCs w:val="16"/>
+              </w:rPr>
+            </w:pPr>
+            <w:r>
+              <w:rPr>
+                <w:rFonts w:asciiTheme="minorHAnsi" w:eastAsiaTheme="minorHAnsi" w:hAnsiTheme="minorHAnsi" w:cs="Aharoni"/>
+                <w:sz w:val="16"/>
+                <w:szCs w:val="16"/>
+              </w:rPr>
+              <w:t>{{</w:t>
+            </w:r>
+            <w:proofErr w:type="spellStart"/>
+            <w:proofErr w:type="gramStart"/>
+            <w:r>
+              <w:rPr>
+                <w:rFonts w:asciiTheme="minorHAnsi" w:eastAsiaTheme="minorHAnsi" w:hAnsiTheme="minorHAnsi" w:cs="Aharoni"/>
+                <w:sz w:val="16"/>
+                <w:szCs w:val="16"/>
+              </w:rPr>
+              <w:t>lesson.words</w:t>
+            </w:r>
+            <w:proofErr w:type="spellEnd"/>
+            <w:proofErr w:type="gramEnd"/>
+            <w:r>
+              <w:rPr>
+                <w:rFonts w:asciiTheme="minorHAnsi" w:eastAsiaTheme="minorHAnsi" w:hAnsiTheme="minorHAnsi" w:cs="Aharoni"/>
+                <w:sz w:val="16"/>
+                <w:szCs w:val="16"/>
+              </w:rPr>
+              <w:t>[</w:t>
+            </w:r>
+            <w:r>
+              <w:rPr>
                 <w:rFonts w:asciiTheme="minorHAnsi" w:eastAsiaTheme="minorHAnsi" w:hAnsiTheme="minorHAnsi" w:cs="Aharoni" w:hint="eastAsia"/>
                 <w:sz w:val="16"/>
                 <w:szCs w:val="16"/>
               </w:rPr>
+              <w:t>27</w:t>
+            </w:r>
+            <w:r>
+              <w:rPr>
+                <w:rFonts w:asciiTheme="minorHAnsi" w:eastAsiaTheme="minorHAnsi" w:hAnsiTheme="minorHAnsi" w:cs="Aharoni"/>
+                <w:sz w:val="16"/>
+                <w:szCs w:val="16"/>
+              </w:rPr>
+              <w:t>]}}</w:t>
+            </w:r>
+          </w:p>
+        </w:tc>
+        <w:tc>
+          <w:tcPr>
+            <w:tcW w:w="2091" w:type="dxa"/>
+            <w:vAlign w:val="center"/>
+          </w:tcPr>
+          <w:p>
+            <w:pPr>
+              <w:widowControl w:val="0"/>
+              <w:autoSpaceDE w:val="0"/>
+              <w:autoSpaceDN w:val="0"/>
+              <w:jc w:val="both"/>
+              <w:rPr>
+                <w:rFonts w:asciiTheme="minorHAnsi" w:eastAsiaTheme="minorHAnsi" w:hAnsiTheme="minorHAnsi" w:cs="Aharoni"/>
+                <w:sz w:val="16"/>
+                <w:szCs w:val="16"/>
+              </w:rPr>
             </w:pPr>
             <w:r>
               <w:rPr>
@@ -1814,7 +1935,7 @@
                 <w:sz w:val="16"/>
                 <w:szCs w:val="16"/>
               </w:rPr>
-              <w:t>26</w:t>
+              <w:t>28</w:t>
             </w:r>
             <w:r>
               <w:rPr>
@@ -1828,132 +1949,6 @@
         </w:tc>
         <w:tc>
           <w:tcPr>
-            <w:tcW w:w="2091" w:type="dxa"/>
-            <w:vAlign w:val="center"/>
-          </w:tcPr>
-          <w:p>
-            <w:pPr>
-              <w:widowControl w:val="0"/>
-              <w:autoSpaceDE w:val="0"/>
-              <w:autoSpaceDN w:val="0"/>
-              <w:jc w:val="both"/>
-              <w:rPr>
-                <w:rFonts w:asciiTheme="minorHAnsi" w:eastAsiaTheme="minorHAnsi" w:hAnsiTheme="minorHAnsi" w:cs="Aharoni" w:hint="eastAsia"/>
-                <w:sz w:val="16"/>
-                <w:szCs w:val="16"/>
-              </w:rPr>
-            </w:pPr>
-            <w:r>
-              <w:rPr>
-                <w:rFonts w:asciiTheme="minorHAnsi" w:eastAsiaTheme="minorHAnsi" w:hAnsiTheme="minorHAnsi" w:cs="Aharoni"/>
-                <w:sz w:val="16"/>
-                <w:szCs w:val="16"/>
-              </w:rPr>
-              <w:t>{{</w:t>
-            </w:r>
-            <w:proofErr w:type="spellStart"/>
-            <w:proofErr w:type="gramStart"/>
-            <w:r>
-              <w:rPr>
-                <w:rFonts w:asciiTheme="minorHAnsi" w:eastAsiaTheme="minorHAnsi" w:hAnsiTheme="minorHAnsi" w:cs="Aharoni"/>
-                <w:sz w:val="16"/>
-                <w:szCs w:val="16"/>
-              </w:rPr>
-              <w:t>lesson.words</w:t>
-            </w:r>
-            <w:proofErr w:type="spellEnd"/>
-            <w:proofErr w:type="gramEnd"/>
-            <w:r>
-              <w:rPr>
-                <w:rFonts w:asciiTheme="minorHAnsi" w:eastAsiaTheme="minorHAnsi" w:hAnsiTheme="minorHAnsi" w:cs="Aharoni"/>
-                <w:sz w:val="16"/>
-                <w:szCs w:val="16"/>
-              </w:rPr>
-              <w:t>[</w:t>
-            </w:r>
-            <w:r>
-              <w:rPr>
-                <w:rFonts w:asciiTheme="minorHAnsi" w:eastAsiaTheme="minorHAnsi" w:hAnsiTheme="minorHAnsi" w:cs="Aharoni" w:hint="eastAsia"/>
-                <w:sz w:val="16"/>
-                <w:szCs w:val="16"/>
-              </w:rPr>
-              <w:t>27</w:t>
-            </w:r>
-            <w:r>
-              <w:rPr>
-                <w:rFonts w:asciiTheme="minorHAnsi" w:eastAsiaTheme="minorHAnsi" w:hAnsiTheme="minorHAnsi" w:cs="Aharoni"/>
-                <w:sz w:val="16"/>
-                <w:szCs w:val="16"/>
-              </w:rPr>
-              <w:t>]}}</w:t>
-            </w:r>
-          </w:p>
-        </w:tc>
-        <w:tc>
-          <w:tcPr>
-            <w:tcW w:w="2091" w:type="dxa"/>
-            <w:vAlign w:val="center"/>
-          </w:tcPr>
-          <w:p>
-            <w:pPr>
-              <w:widowControl w:val="0"/>
-              <w:autoSpaceDE w:val="0"/>
-              <w:autoSpaceDN w:val="0"/>
-              <w:jc w:val="both"/>
-              <w:rPr>
-                <w:rFonts w:asciiTheme="minorHAnsi" w:eastAsiaTheme="minorHAnsi" w:hAnsiTheme="minorHAnsi" w:cs="Aharoni" w:hint="eastAsia"/>
-                <w:sz w:val="16"/>
-                <w:szCs w:val="16"/>
-              </w:rPr>
-            </w:pPr>
-            <w:r>
-              <w:rPr>
-                <w:rFonts w:asciiTheme="minorHAnsi" w:eastAsiaTheme="minorHAnsi" w:hAnsiTheme="minorHAnsi" w:cs="Aharoni"/>
-                <w:sz w:val="16"/>
-                <w:szCs w:val="16"/>
-              </w:rPr>
-              <w:t>{{</w:t>
-            </w:r>
-            <w:proofErr w:type="spellStart"/>
-            <w:proofErr w:type="gramStart"/>
-            <w:r>
-              <w:rPr>
-                <w:rFonts w:asciiTheme="minorHAnsi" w:eastAsiaTheme="minorHAnsi" w:hAnsiTheme="minorHAnsi" w:cs="Aharoni"/>
-                <w:sz w:val="16"/>
-                <w:szCs w:val="16"/>
-              </w:rPr>
-              <w:t>lesson.words</w:t>
-            </w:r>
-            <w:proofErr w:type="spellEnd"/>
-            <w:proofErr w:type="gramEnd"/>
-            <w:r>
-              <w:rPr>
-                <w:rFonts w:asciiTheme="minorHAnsi" w:eastAsiaTheme="minorHAnsi" w:hAnsiTheme="minorHAnsi" w:cs="Aharoni"/>
-                <w:sz w:val="16"/>
-                <w:szCs w:val="16"/>
-              </w:rPr>
-              <w:t>[</w:t>
-            </w:r>
-            <w:r>
-              <w:rPr>
-                <w:rFonts w:asciiTheme="minorHAnsi" w:eastAsiaTheme="minorHAnsi" w:hAnsiTheme="minorHAnsi" w:cs="Aharoni" w:hint="eastAsia"/>
-                <w:sz w:val="16"/>
-                <w:szCs w:val="16"/>
-              </w:rPr>
-              <w:t>28</w:t>
-            </w:r>
-            <w:r>
-              <w:rPr>
-                <w:rFonts w:asciiTheme="minorHAnsi" w:eastAsiaTheme="minorHAnsi" w:hAnsiTheme="minorHAnsi" w:cs="Aharoni"/>
-                <w:sz w:val="16"/>
-                <w:szCs w:val="16"/>
-              </w:rPr>
-              <w:t>]}}</w:t>
-            </w:r>
-          </w:p>
-        </w:tc>
-        <w:tc>
-          <w:tcPr>
             <w:tcW w:w="2092" w:type="dxa"/>
             <w:vAlign w:val="center"/>
           </w:tcPr>
@@ -1964,7 +1959,7 @@
               <w:autoSpaceDN w:val="0"/>
               <w:jc w:val="both"/>
               <w:rPr>
-                <w:rFonts w:asciiTheme="minorHAnsi" w:eastAsiaTheme="minorHAnsi" w:hAnsiTheme="minorHAnsi" w:cs="Aharoni" w:hint="eastAsia"/>
+                <w:rFonts w:asciiTheme="minorHAnsi" w:eastAsiaTheme="minorHAnsi" w:hAnsiTheme="minorHAnsi" w:cs="Aharoni"/>
                 <w:sz w:val="16"/>
                 <w:szCs w:val="16"/>
               </w:rPr>
@@ -2029,10 +2024,73 @@
               <w:autoSpaceDN w:val="0"/>
               <w:jc w:val="both"/>
               <w:rPr>
+                <w:rFonts w:asciiTheme="minorHAnsi" w:eastAsiaTheme="minorHAnsi" w:hAnsiTheme="minorHAnsi" w:cs="Aharoni"/>
+                <w:sz w:val="16"/>
+                <w:szCs w:val="16"/>
+              </w:rPr>
+            </w:pPr>
+            <w:r>
+              <w:rPr>
+                <w:rFonts w:asciiTheme="minorHAnsi" w:eastAsiaTheme="minorHAnsi" w:hAnsiTheme="minorHAnsi" w:cs="Aharoni"/>
+                <w:sz w:val="16"/>
+                <w:szCs w:val="16"/>
+              </w:rPr>
+              <w:t>{{</w:t>
+            </w:r>
+            <w:proofErr w:type="spellStart"/>
+            <w:proofErr w:type="gramStart"/>
+            <w:r>
+              <w:rPr>
+                <w:rFonts w:asciiTheme="minorHAnsi" w:eastAsiaTheme="minorHAnsi" w:hAnsiTheme="minorHAnsi" w:cs="Aharoni"/>
+                <w:sz w:val="16"/>
+                <w:szCs w:val="16"/>
+              </w:rPr>
+              <w:t>lesson.words</w:t>
+            </w:r>
+            <w:proofErr w:type="spellEnd"/>
+            <w:proofErr w:type="gramEnd"/>
+            <w:r>
+              <w:rPr>
+                <w:rFonts w:asciiTheme="minorHAnsi" w:eastAsiaTheme="minorHAnsi" w:hAnsiTheme="minorHAnsi" w:cs="Aharoni"/>
+                <w:sz w:val="16"/>
+                <w:szCs w:val="16"/>
+              </w:rPr>
+              <w:t>[</w:t>
+            </w:r>
+            <w:r>
+              <w:rPr>
                 <w:rFonts w:asciiTheme="minorHAnsi" w:eastAsiaTheme="minorHAnsi" w:hAnsiTheme="minorHAnsi" w:cs="Aharoni" w:hint="eastAsia"/>
                 <w:sz w:val="16"/>
                 <w:szCs w:val="16"/>
               </w:rPr>
+              <w:t>3</w:t>
+            </w:r>
+            <w:r>
+              <w:rPr>
+                <w:rFonts w:asciiTheme="minorHAnsi" w:eastAsiaTheme="minorHAnsi" w:hAnsiTheme="minorHAnsi" w:cs="Aharoni"/>
+                <w:sz w:val="16"/>
+                <w:szCs w:val="16"/>
+              </w:rPr>
+              <w:t>0]}}</w:t>
+            </w:r>
+          </w:p>
+        </w:tc>
+        <w:tc>
+          <w:tcPr>
+            <w:tcW w:w="2091" w:type="dxa"/>
+            <w:vAlign w:val="center"/>
+          </w:tcPr>
+          <w:p>
+            <w:pPr>
+              <w:widowControl w:val="0"/>
+              <w:autoSpaceDE w:val="0"/>
+              <w:autoSpaceDN w:val="0"/>
+              <w:jc w:val="both"/>
+              <w:rPr>
+                <w:rFonts w:asciiTheme="minorHAnsi" w:eastAsiaTheme="minorHAnsi" w:hAnsiTheme="minorHAnsi" w:cs="Aharoni"/>
+                <w:sz w:val="16"/>
+                <w:szCs w:val="16"/>
+              </w:rPr>
             </w:pPr>
             <w:r>
               <w:rPr>
@@ -2068,34 +2126,97 @@
                 <w:sz w:val="16"/>
                 <w:szCs w:val="16"/>
               </w:rPr>
-              <w:t>3</w:t>
-            </w:r>
-            <w:r>
-              <w:rPr>
-                <w:rFonts w:asciiTheme="minorHAnsi" w:eastAsiaTheme="minorHAnsi" w:hAnsiTheme="minorHAnsi" w:cs="Aharoni"/>
-                <w:sz w:val="16"/>
-                <w:szCs w:val="16"/>
-              </w:rPr>
-              <w:t>0]}}</w:t>
-            </w:r>
-          </w:p>
-        </w:tc>
-        <w:tc>
-          <w:tcPr>
-            <w:tcW w:w="2091" w:type="dxa"/>
-            <w:vAlign w:val="center"/>
-          </w:tcPr>
-          <w:p>
-            <w:pPr>
-              <w:widowControl w:val="0"/>
-              <w:autoSpaceDE w:val="0"/>
-              <w:autoSpaceDN w:val="0"/>
-              <w:jc w:val="both"/>
+              <w:t>31</w:t>
+            </w:r>
+            <w:r>
+              <w:rPr>
+                <w:rFonts w:asciiTheme="minorHAnsi" w:eastAsiaTheme="minorHAnsi" w:hAnsiTheme="minorHAnsi" w:cs="Aharoni"/>
+                <w:sz w:val="16"/>
+                <w:szCs w:val="16"/>
+              </w:rPr>
+              <w:t>]}}</w:t>
+            </w:r>
+          </w:p>
+        </w:tc>
+        <w:tc>
+          <w:tcPr>
+            <w:tcW w:w="2091" w:type="dxa"/>
+            <w:vAlign w:val="center"/>
+          </w:tcPr>
+          <w:p>
+            <w:pPr>
+              <w:widowControl w:val="0"/>
+              <w:autoSpaceDE w:val="0"/>
+              <w:autoSpaceDN w:val="0"/>
+              <w:jc w:val="both"/>
+              <w:rPr>
+                <w:rFonts w:asciiTheme="minorHAnsi" w:eastAsiaTheme="minorHAnsi" w:hAnsiTheme="minorHAnsi" w:cs="Aharoni"/>
+                <w:sz w:val="16"/>
+                <w:szCs w:val="16"/>
+              </w:rPr>
+            </w:pPr>
+            <w:r>
+              <w:rPr>
+                <w:rFonts w:asciiTheme="minorHAnsi" w:eastAsiaTheme="minorHAnsi" w:hAnsiTheme="minorHAnsi" w:cs="Aharoni"/>
+                <w:sz w:val="16"/>
+                <w:szCs w:val="16"/>
+              </w:rPr>
+              <w:t>{{</w:t>
+            </w:r>
+            <w:proofErr w:type="spellStart"/>
+            <w:proofErr w:type="gramStart"/>
+            <w:r>
+              <w:rPr>
+                <w:rFonts w:asciiTheme="minorHAnsi" w:eastAsiaTheme="minorHAnsi" w:hAnsiTheme="minorHAnsi" w:cs="Aharoni"/>
+                <w:sz w:val="16"/>
+                <w:szCs w:val="16"/>
+              </w:rPr>
+              <w:t>lesson.words</w:t>
+            </w:r>
+            <w:proofErr w:type="spellEnd"/>
+            <w:proofErr w:type="gramEnd"/>
+            <w:r>
+              <w:rPr>
+                <w:rFonts w:asciiTheme="minorHAnsi" w:eastAsiaTheme="minorHAnsi" w:hAnsiTheme="minorHAnsi" w:cs="Aharoni"/>
+                <w:sz w:val="16"/>
+                <w:szCs w:val="16"/>
+              </w:rPr>
+              <w:t>[</w:t>
+            </w:r>
+            <w:r>
               <w:rPr>
                 <w:rFonts w:asciiTheme="minorHAnsi" w:eastAsiaTheme="minorHAnsi" w:hAnsiTheme="minorHAnsi" w:cs="Aharoni" w:hint="eastAsia"/>
                 <w:sz w:val="16"/>
                 <w:szCs w:val="16"/>
               </w:rPr>
+              <w:t>32</w:t>
+            </w:r>
+            <w:r>
+              <w:rPr>
+                <w:rFonts w:asciiTheme="minorHAnsi" w:eastAsiaTheme="minorHAnsi" w:hAnsiTheme="minorHAnsi" w:cs="Aharoni"/>
+                <w:sz w:val="16"/>
+                <w:szCs w:val="16"/>
+              </w:rPr>
+              <w:t>]}}</w:t>
+            </w:r>
+          </w:p>
+        </w:tc>
+        <w:tc>
+          <w:tcPr>
+            <w:tcW w:w="2091" w:type="dxa"/>
+            <w:vAlign w:val="center"/>
+          </w:tcPr>
+          <w:p>
+            <w:pPr>
+              <w:widowControl w:val="0"/>
+              <w:autoSpaceDE w:val="0"/>
+              <w:autoSpaceDN w:val="0"/>
+              <w:jc w:val="both"/>
+              <w:rPr>
+                <w:rFonts w:asciiTheme="minorHAnsi" w:eastAsiaTheme="minorHAnsi" w:hAnsiTheme="minorHAnsi" w:cs="Aharoni"/>
+                <w:sz w:val="16"/>
+                <w:szCs w:val="16"/>
+              </w:rPr>
             </w:pPr>
             <w:r>
               <w:rPr>
@@ -2131,7 +2252,7 @@
                 <w:sz w:val="16"/>
                 <w:szCs w:val="16"/>
               </w:rPr>
-              <w:t>31</w:t>
+              <w:t>33</w:t>
             </w:r>
             <w:r>
               <w:rPr>
@@ -2145,132 +2266,6 @@
         </w:tc>
         <w:tc>
           <w:tcPr>
-            <w:tcW w:w="2091" w:type="dxa"/>
-            <w:vAlign w:val="center"/>
-          </w:tcPr>
-          <w:p>
-            <w:pPr>
-              <w:widowControl w:val="0"/>
-              <w:autoSpaceDE w:val="0"/>
-              <w:autoSpaceDN w:val="0"/>
-              <w:jc w:val="both"/>
-              <w:rPr>
-                <w:rFonts w:asciiTheme="minorHAnsi" w:eastAsiaTheme="minorHAnsi" w:hAnsiTheme="minorHAnsi" w:cs="Aharoni" w:hint="eastAsia"/>
-                <w:sz w:val="16"/>
-                <w:szCs w:val="16"/>
-              </w:rPr>
-            </w:pPr>
-            <w:r>
-              <w:rPr>
-                <w:rFonts w:asciiTheme="minorHAnsi" w:eastAsiaTheme="minorHAnsi" w:hAnsiTheme="minorHAnsi" w:cs="Aharoni"/>
-                <w:sz w:val="16"/>
-                <w:szCs w:val="16"/>
-              </w:rPr>
-              <w:t>{{</w:t>
-            </w:r>
-            <w:proofErr w:type="spellStart"/>
-            <w:proofErr w:type="gramStart"/>
-            <w:r>
-              <w:rPr>
-                <w:rFonts w:asciiTheme="minorHAnsi" w:eastAsiaTheme="minorHAnsi" w:hAnsiTheme="minorHAnsi" w:cs="Aharoni"/>
-                <w:sz w:val="16"/>
-                <w:szCs w:val="16"/>
-              </w:rPr>
-              <w:t>lesson.words</w:t>
-            </w:r>
-            <w:proofErr w:type="spellEnd"/>
-            <w:proofErr w:type="gramEnd"/>
-            <w:r>
-              <w:rPr>
-                <w:rFonts w:asciiTheme="minorHAnsi" w:eastAsiaTheme="minorHAnsi" w:hAnsiTheme="minorHAnsi" w:cs="Aharoni"/>
-                <w:sz w:val="16"/>
-                <w:szCs w:val="16"/>
-              </w:rPr>
-              <w:t>[</w:t>
-            </w:r>
-            <w:r>
-              <w:rPr>
-                <w:rFonts w:asciiTheme="minorHAnsi" w:eastAsiaTheme="minorHAnsi" w:hAnsiTheme="minorHAnsi" w:cs="Aharoni" w:hint="eastAsia"/>
-                <w:sz w:val="16"/>
-                <w:szCs w:val="16"/>
-              </w:rPr>
-              <w:t>32</w:t>
-            </w:r>
-            <w:r>
-              <w:rPr>
-                <w:rFonts w:asciiTheme="minorHAnsi" w:eastAsiaTheme="minorHAnsi" w:hAnsiTheme="minorHAnsi" w:cs="Aharoni"/>
-                <w:sz w:val="16"/>
-                <w:szCs w:val="16"/>
-              </w:rPr>
-              <w:t>]}}</w:t>
-            </w:r>
-          </w:p>
-        </w:tc>
-        <w:tc>
-          <w:tcPr>
-            <w:tcW w:w="2091" w:type="dxa"/>
-            <w:vAlign w:val="center"/>
-          </w:tcPr>
-          <w:p>
-            <w:pPr>
-              <w:widowControl w:val="0"/>
-              <w:autoSpaceDE w:val="0"/>
-              <w:autoSpaceDN w:val="0"/>
-              <w:jc w:val="both"/>
-              <w:rPr>
-                <w:rFonts w:asciiTheme="minorHAnsi" w:eastAsiaTheme="minorHAnsi" w:hAnsiTheme="minorHAnsi" w:cs="Aharoni" w:hint="eastAsia"/>
-                <w:sz w:val="16"/>
-                <w:szCs w:val="16"/>
-              </w:rPr>
-            </w:pPr>
-            <w:r>
-              <w:rPr>
-                <w:rFonts w:asciiTheme="minorHAnsi" w:eastAsiaTheme="minorHAnsi" w:hAnsiTheme="minorHAnsi" w:cs="Aharoni"/>
-                <w:sz w:val="16"/>
-                <w:szCs w:val="16"/>
-              </w:rPr>
-              <w:t>{{</w:t>
-            </w:r>
-            <w:proofErr w:type="spellStart"/>
-            <w:proofErr w:type="gramStart"/>
-            <w:r>
-              <w:rPr>
-                <w:rFonts w:asciiTheme="minorHAnsi" w:eastAsiaTheme="minorHAnsi" w:hAnsiTheme="minorHAnsi" w:cs="Aharoni"/>
-                <w:sz w:val="16"/>
-                <w:szCs w:val="16"/>
-              </w:rPr>
-              <w:t>lesson.words</w:t>
-            </w:r>
-            <w:proofErr w:type="spellEnd"/>
-            <w:proofErr w:type="gramEnd"/>
-            <w:r>
-              <w:rPr>
-                <w:rFonts w:asciiTheme="minorHAnsi" w:eastAsiaTheme="minorHAnsi" w:hAnsiTheme="minorHAnsi" w:cs="Aharoni"/>
-                <w:sz w:val="16"/>
-                <w:szCs w:val="16"/>
-              </w:rPr>
-              <w:t>[</w:t>
-            </w:r>
-            <w:r>
-              <w:rPr>
-                <w:rFonts w:asciiTheme="minorHAnsi" w:eastAsiaTheme="minorHAnsi" w:hAnsiTheme="minorHAnsi" w:cs="Aharoni" w:hint="eastAsia"/>
-                <w:sz w:val="16"/>
-                <w:szCs w:val="16"/>
-              </w:rPr>
-              <w:t>33</w:t>
-            </w:r>
-            <w:r>
-              <w:rPr>
-                <w:rFonts w:asciiTheme="minorHAnsi" w:eastAsiaTheme="minorHAnsi" w:hAnsiTheme="minorHAnsi" w:cs="Aharoni"/>
-                <w:sz w:val="16"/>
-                <w:szCs w:val="16"/>
-              </w:rPr>
-              <w:t>]}}</w:t>
-            </w:r>
-          </w:p>
-        </w:tc>
-        <w:tc>
-          <w:tcPr>
             <w:tcW w:w="2092" w:type="dxa"/>
             <w:vAlign w:val="center"/>
           </w:tcPr>
@@ -2281,7 +2276,7 @@
               <w:autoSpaceDN w:val="0"/>
               <w:jc w:val="both"/>
               <w:rPr>
-                <w:rFonts w:asciiTheme="minorHAnsi" w:eastAsiaTheme="minorHAnsi" w:hAnsiTheme="minorHAnsi" w:cs="Aharoni" w:hint="eastAsia"/>
+                <w:rFonts w:asciiTheme="minorHAnsi" w:eastAsiaTheme="minorHAnsi" w:hAnsiTheme="minorHAnsi" w:cs="Aharoni"/>
                 <w:sz w:val="16"/>
                 <w:szCs w:val="16"/>
               </w:rPr>
@@ -2346,10 +2341,73 @@
               <w:autoSpaceDN w:val="0"/>
               <w:jc w:val="both"/>
               <w:rPr>
+                <w:rFonts w:asciiTheme="minorHAnsi" w:eastAsiaTheme="minorHAnsi" w:hAnsiTheme="minorHAnsi" w:cs="Aharoni"/>
+                <w:sz w:val="16"/>
+                <w:szCs w:val="16"/>
+              </w:rPr>
+            </w:pPr>
+            <w:r>
+              <w:rPr>
+                <w:rFonts w:asciiTheme="minorHAnsi" w:eastAsiaTheme="minorHAnsi" w:hAnsiTheme="minorHAnsi" w:cs="Aharoni"/>
+                <w:sz w:val="16"/>
+                <w:szCs w:val="16"/>
+              </w:rPr>
+              <w:t>{{</w:t>
+            </w:r>
+            <w:proofErr w:type="spellStart"/>
+            <w:proofErr w:type="gramStart"/>
+            <w:r>
+              <w:rPr>
+                <w:rFonts w:asciiTheme="minorHAnsi" w:eastAsiaTheme="minorHAnsi" w:hAnsiTheme="minorHAnsi" w:cs="Aharoni"/>
+                <w:sz w:val="16"/>
+                <w:szCs w:val="16"/>
+              </w:rPr>
+              <w:t>lesson.words</w:t>
+            </w:r>
+            <w:proofErr w:type="spellEnd"/>
+            <w:proofErr w:type="gramEnd"/>
+            <w:r>
+              <w:rPr>
+                <w:rFonts w:asciiTheme="minorHAnsi" w:eastAsiaTheme="minorHAnsi" w:hAnsiTheme="minorHAnsi" w:cs="Aharoni"/>
+                <w:sz w:val="16"/>
+                <w:szCs w:val="16"/>
+              </w:rPr>
+              <w:t>[</w:t>
+            </w:r>
+            <w:r>
+              <w:rPr>
                 <w:rFonts w:asciiTheme="minorHAnsi" w:eastAsiaTheme="minorHAnsi" w:hAnsiTheme="minorHAnsi" w:cs="Aharoni" w:hint="eastAsia"/>
                 <w:sz w:val="16"/>
                 <w:szCs w:val="16"/>
               </w:rPr>
+              <w:t>35</w:t>
+            </w:r>
+            <w:r>
+              <w:rPr>
+                <w:rFonts w:asciiTheme="minorHAnsi" w:eastAsiaTheme="minorHAnsi" w:hAnsiTheme="minorHAnsi" w:cs="Aharoni"/>
+                <w:sz w:val="16"/>
+                <w:szCs w:val="16"/>
+              </w:rPr>
+              <w:t>]}}</w:t>
+            </w:r>
+          </w:p>
+        </w:tc>
+        <w:tc>
+          <w:tcPr>
+            <w:tcW w:w="2091" w:type="dxa"/>
+            <w:vAlign w:val="center"/>
+          </w:tcPr>
+          <w:p>
+            <w:pPr>
+              <w:widowControl w:val="0"/>
+              <w:autoSpaceDE w:val="0"/>
+              <w:autoSpaceDN w:val="0"/>
+              <w:jc w:val="both"/>
+              <w:rPr>
+                <w:rFonts w:asciiTheme="minorHAnsi" w:eastAsiaTheme="minorHAnsi" w:hAnsiTheme="minorHAnsi" w:cs="Aharoni"/>
+                <w:sz w:val="16"/>
+                <w:szCs w:val="16"/>
+              </w:rPr>
             </w:pPr>
             <w:r>
               <w:rPr>
@@ -2385,7 +2443,7 @@
                 <w:sz w:val="16"/>
                 <w:szCs w:val="16"/>
               </w:rPr>
-              <w:t>35</w:t>
+              <w:t>36</w:t>
             </w:r>
             <w:r>
               <w:rPr>
@@ -2409,10 +2467,73 @@
               <w:autoSpaceDN w:val="0"/>
               <w:jc w:val="both"/>
               <w:rPr>
+                <w:rFonts w:asciiTheme="minorHAnsi" w:eastAsiaTheme="minorHAnsi" w:hAnsiTheme="minorHAnsi" w:cs="Aharoni"/>
+                <w:sz w:val="16"/>
+                <w:szCs w:val="16"/>
+              </w:rPr>
+            </w:pPr>
+            <w:r>
+              <w:rPr>
+                <w:rFonts w:asciiTheme="minorHAnsi" w:eastAsiaTheme="minorHAnsi" w:hAnsiTheme="minorHAnsi" w:cs="Aharoni"/>
+                <w:sz w:val="16"/>
+                <w:szCs w:val="16"/>
+              </w:rPr>
+              <w:t>{{</w:t>
+            </w:r>
+            <w:proofErr w:type="spellStart"/>
+            <w:proofErr w:type="gramStart"/>
+            <w:r>
+              <w:rPr>
+                <w:rFonts w:asciiTheme="minorHAnsi" w:eastAsiaTheme="minorHAnsi" w:hAnsiTheme="minorHAnsi" w:cs="Aharoni"/>
+                <w:sz w:val="16"/>
+                <w:szCs w:val="16"/>
+              </w:rPr>
+              <w:t>lesson.words</w:t>
+            </w:r>
+            <w:proofErr w:type="spellEnd"/>
+            <w:proofErr w:type="gramEnd"/>
+            <w:r>
+              <w:rPr>
+                <w:rFonts w:asciiTheme="minorHAnsi" w:eastAsiaTheme="minorHAnsi" w:hAnsiTheme="minorHAnsi" w:cs="Aharoni"/>
+                <w:sz w:val="16"/>
+                <w:szCs w:val="16"/>
+              </w:rPr>
+              <w:t>[</w:t>
+            </w:r>
+            <w:r>
+              <w:rPr>
                 <w:rFonts w:asciiTheme="minorHAnsi" w:eastAsiaTheme="minorHAnsi" w:hAnsiTheme="minorHAnsi" w:cs="Aharoni" w:hint="eastAsia"/>
                 <w:sz w:val="16"/>
                 <w:szCs w:val="16"/>
               </w:rPr>
+              <w:t>37</w:t>
+            </w:r>
+            <w:r>
+              <w:rPr>
+                <w:rFonts w:asciiTheme="minorHAnsi" w:eastAsiaTheme="minorHAnsi" w:hAnsiTheme="minorHAnsi" w:cs="Aharoni"/>
+                <w:sz w:val="16"/>
+                <w:szCs w:val="16"/>
+              </w:rPr>
+              <w:t>]}}</w:t>
+            </w:r>
+          </w:p>
+        </w:tc>
+        <w:tc>
+          <w:tcPr>
+            <w:tcW w:w="2091" w:type="dxa"/>
+            <w:vAlign w:val="center"/>
+          </w:tcPr>
+          <w:p>
+            <w:pPr>
+              <w:widowControl w:val="0"/>
+              <w:autoSpaceDE w:val="0"/>
+              <w:autoSpaceDN w:val="0"/>
+              <w:jc w:val="both"/>
+              <w:rPr>
+                <w:rFonts w:asciiTheme="minorHAnsi" w:eastAsiaTheme="minorHAnsi" w:hAnsiTheme="minorHAnsi" w:cs="Aharoni"/>
+                <w:sz w:val="16"/>
+                <w:szCs w:val="16"/>
+              </w:rPr>
             </w:pPr>
             <w:r>
               <w:rPr>
@@ -2448,7 +2569,7 @@
                 <w:sz w:val="16"/>
                 <w:szCs w:val="16"/>
               </w:rPr>
-              <w:t>36</w:t>
+              <w:t>38</w:t>
             </w:r>
             <w:r>
               <w:rPr>
@@ -2462,132 +2583,6 @@
         </w:tc>
         <w:tc>
           <w:tcPr>
-            <w:tcW w:w="2091" w:type="dxa"/>
-            <w:vAlign w:val="center"/>
-          </w:tcPr>
-          <w:p>
-            <w:pPr>
-              <w:widowControl w:val="0"/>
-              <w:autoSpaceDE w:val="0"/>
-              <w:autoSpaceDN w:val="0"/>
-              <w:jc w:val="both"/>
-              <w:rPr>
-                <w:rFonts w:asciiTheme="minorHAnsi" w:eastAsiaTheme="minorHAnsi" w:hAnsiTheme="minorHAnsi" w:cs="Aharoni" w:hint="eastAsia"/>
-                <w:sz w:val="16"/>
-                <w:szCs w:val="16"/>
-              </w:rPr>
-            </w:pPr>
-            <w:r>
-              <w:rPr>
-                <w:rFonts w:asciiTheme="minorHAnsi" w:eastAsiaTheme="minorHAnsi" w:hAnsiTheme="minorHAnsi" w:cs="Aharoni"/>
-                <w:sz w:val="16"/>
-                <w:szCs w:val="16"/>
-              </w:rPr>
-              <w:t>{{</w:t>
-            </w:r>
-            <w:proofErr w:type="spellStart"/>
-            <w:proofErr w:type="gramStart"/>
-            <w:r>
-              <w:rPr>
-                <w:rFonts w:asciiTheme="minorHAnsi" w:eastAsiaTheme="minorHAnsi" w:hAnsiTheme="minorHAnsi" w:cs="Aharoni"/>
-                <w:sz w:val="16"/>
-                <w:szCs w:val="16"/>
-              </w:rPr>
-              <w:t>lesson.words</w:t>
-            </w:r>
-            <w:proofErr w:type="spellEnd"/>
-            <w:proofErr w:type="gramEnd"/>
-            <w:r>
-              <w:rPr>
-                <w:rFonts w:asciiTheme="minorHAnsi" w:eastAsiaTheme="minorHAnsi" w:hAnsiTheme="minorHAnsi" w:cs="Aharoni"/>
-                <w:sz w:val="16"/>
-                <w:szCs w:val="16"/>
-              </w:rPr>
-              <w:t>[</w:t>
-            </w:r>
-            <w:r>
-              <w:rPr>
-                <w:rFonts w:asciiTheme="minorHAnsi" w:eastAsiaTheme="minorHAnsi" w:hAnsiTheme="minorHAnsi" w:cs="Aharoni" w:hint="eastAsia"/>
-                <w:sz w:val="16"/>
-                <w:szCs w:val="16"/>
-              </w:rPr>
-              <w:t>37</w:t>
-            </w:r>
-            <w:r>
-              <w:rPr>
-                <w:rFonts w:asciiTheme="minorHAnsi" w:eastAsiaTheme="minorHAnsi" w:hAnsiTheme="minorHAnsi" w:cs="Aharoni"/>
-                <w:sz w:val="16"/>
-                <w:szCs w:val="16"/>
-              </w:rPr>
-              <w:t>]}}</w:t>
-            </w:r>
-          </w:p>
-        </w:tc>
-        <w:tc>
-          <w:tcPr>
-            <w:tcW w:w="2091" w:type="dxa"/>
-            <w:vAlign w:val="center"/>
-          </w:tcPr>
-          <w:p>
-            <w:pPr>
-              <w:widowControl w:val="0"/>
-              <w:autoSpaceDE w:val="0"/>
-              <w:autoSpaceDN w:val="0"/>
-              <w:jc w:val="both"/>
-              <w:rPr>
-                <w:rFonts w:asciiTheme="minorHAnsi" w:eastAsiaTheme="minorHAnsi" w:hAnsiTheme="minorHAnsi" w:cs="Aharoni" w:hint="eastAsia"/>
-                <w:sz w:val="16"/>
-                <w:szCs w:val="16"/>
-              </w:rPr>
-            </w:pPr>
-            <w:r>
-              <w:rPr>
-                <w:rFonts w:asciiTheme="minorHAnsi" w:eastAsiaTheme="minorHAnsi" w:hAnsiTheme="minorHAnsi" w:cs="Aharoni"/>
-                <w:sz w:val="16"/>
-                <w:szCs w:val="16"/>
-              </w:rPr>
-              <w:t>{{</w:t>
-            </w:r>
-            <w:proofErr w:type="spellStart"/>
-            <w:proofErr w:type="gramStart"/>
-            <w:r>
-              <w:rPr>
-                <w:rFonts w:asciiTheme="minorHAnsi" w:eastAsiaTheme="minorHAnsi" w:hAnsiTheme="minorHAnsi" w:cs="Aharoni"/>
-                <w:sz w:val="16"/>
-                <w:szCs w:val="16"/>
-              </w:rPr>
-              <w:t>lesson.words</w:t>
-            </w:r>
-            <w:proofErr w:type="spellEnd"/>
-            <w:proofErr w:type="gramEnd"/>
-            <w:r>
-              <w:rPr>
-                <w:rFonts w:asciiTheme="minorHAnsi" w:eastAsiaTheme="minorHAnsi" w:hAnsiTheme="minorHAnsi" w:cs="Aharoni"/>
-                <w:sz w:val="16"/>
-                <w:szCs w:val="16"/>
-              </w:rPr>
-              <w:t>[</w:t>
-            </w:r>
-            <w:r>
-              <w:rPr>
-                <w:rFonts w:asciiTheme="minorHAnsi" w:eastAsiaTheme="minorHAnsi" w:hAnsiTheme="minorHAnsi" w:cs="Aharoni" w:hint="eastAsia"/>
-                <w:sz w:val="16"/>
-                <w:szCs w:val="16"/>
-              </w:rPr>
-              <w:t>38</w:t>
-            </w:r>
-            <w:r>
-              <w:rPr>
-                <w:rFonts w:asciiTheme="minorHAnsi" w:eastAsiaTheme="minorHAnsi" w:hAnsiTheme="minorHAnsi" w:cs="Aharoni"/>
-                <w:sz w:val="16"/>
-                <w:szCs w:val="16"/>
-              </w:rPr>
-              <w:t>]}}</w:t>
-            </w:r>
-          </w:p>
-        </w:tc>
-        <w:tc>
-          <w:tcPr>
             <w:tcW w:w="2092" w:type="dxa"/>
             <w:vAlign w:val="center"/>
           </w:tcPr>
@@ -2598,7 +2593,7 @@
               <w:autoSpaceDN w:val="0"/>
               <w:jc w:val="both"/>
               <w:rPr>
-                <w:rFonts w:asciiTheme="minorHAnsi" w:eastAsiaTheme="minorHAnsi" w:hAnsiTheme="minorHAnsi" w:cs="Aharoni" w:hint="eastAsia"/>
+                <w:rFonts w:asciiTheme="minorHAnsi" w:eastAsiaTheme="minorHAnsi" w:hAnsiTheme="minorHAnsi" w:cs="Aharoni"/>
                 <w:sz w:val="16"/>
                 <w:szCs w:val="16"/>
               </w:rPr>
@@ -2663,10 +2658,73 @@
               <w:autoSpaceDN w:val="0"/>
               <w:jc w:val="both"/>
               <w:rPr>
+                <w:rFonts w:asciiTheme="minorHAnsi" w:eastAsiaTheme="minorHAnsi" w:hAnsiTheme="minorHAnsi" w:cs="Aharoni"/>
+                <w:sz w:val="16"/>
+                <w:szCs w:val="16"/>
+              </w:rPr>
+            </w:pPr>
+            <w:r>
+              <w:rPr>
+                <w:rFonts w:asciiTheme="minorHAnsi" w:eastAsiaTheme="minorHAnsi" w:hAnsiTheme="minorHAnsi" w:cs="Aharoni"/>
+                <w:sz w:val="16"/>
+                <w:szCs w:val="16"/>
+              </w:rPr>
+              <w:t>{{</w:t>
+            </w:r>
+            <w:proofErr w:type="spellStart"/>
+            <w:proofErr w:type="gramStart"/>
+            <w:r>
+              <w:rPr>
+                <w:rFonts w:asciiTheme="minorHAnsi" w:eastAsiaTheme="minorHAnsi" w:hAnsiTheme="minorHAnsi" w:cs="Aharoni"/>
+                <w:sz w:val="16"/>
+                <w:szCs w:val="16"/>
+              </w:rPr>
+              <w:t>lesson.words</w:t>
+            </w:r>
+            <w:proofErr w:type="spellEnd"/>
+            <w:proofErr w:type="gramEnd"/>
+            <w:r>
+              <w:rPr>
+                <w:rFonts w:asciiTheme="minorHAnsi" w:eastAsiaTheme="minorHAnsi" w:hAnsiTheme="minorHAnsi" w:cs="Aharoni"/>
+                <w:sz w:val="16"/>
+                <w:szCs w:val="16"/>
+              </w:rPr>
+              <w:t>[</w:t>
+            </w:r>
+            <w:r>
+              <w:rPr>
                 <w:rFonts w:asciiTheme="minorHAnsi" w:eastAsiaTheme="minorHAnsi" w:hAnsiTheme="minorHAnsi" w:cs="Aharoni" w:hint="eastAsia"/>
                 <w:sz w:val="16"/>
                 <w:szCs w:val="16"/>
               </w:rPr>
+              <w:t>4</w:t>
+            </w:r>
+            <w:r>
+              <w:rPr>
+                <w:rFonts w:asciiTheme="minorHAnsi" w:eastAsiaTheme="minorHAnsi" w:hAnsiTheme="minorHAnsi" w:cs="Aharoni"/>
+                <w:sz w:val="16"/>
+                <w:szCs w:val="16"/>
+              </w:rPr>
+              <w:t>0]}}</w:t>
+            </w:r>
+          </w:p>
+        </w:tc>
+        <w:tc>
+          <w:tcPr>
+            <w:tcW w:w="2091" w:type="dxa"/>
+            <w:vAlign w:val="center"/>
+          </w:tcPr>
+          <w:p>
+            <w:pPr>
+              <w:widowControl w:val="0"/>
+              <w:autoSpaceDE w:val="0"/>
+              <w:autoSpaceDN w:val="0"/>
+              <w:jc w:val="both"/>
+              <w:rPr>
+                <w:rFonts w:asciiTheme="minorHAnsi" w:eastAsiaTheme="minorHAnsi" w:hAnsiTheme="minorHAnsi" w:cs="Aharoni"/>
+                <w:sz w:val="16"/>
+                <w:szCs w:val="16"/>
+              </w:rPr>
             </w:pPr>
             <w:r>
               <w:rPr>
@@ -2702,34 +2760,97 @@
                 <w:sz w:val="16"/>
                 <w:szCs w:val="16"/>
               </w:rPr>
-              <w:t>4</w:t>
-            </w:r>
-            <w:r>
-              <w:rPr>
-                <w:rFonts w:asciiTheme="minorHAnsi" w:eastAsiaTheme="minorHAnsi" w:hAnsiTheme="minorHAnsi" w:cs="Aharoni"/>
-                <w:sz w:val="16"/>
-                <w:szCs w:val="16"/>
-              </w:rPr>
-              <w:t>0]}}</w:t>
-            </w:r>
-          </w:p>
-        </w:tc>
-        <w:tc>
-          <w:tcPr>
-            <w:tcW w:w="2091" w:type="dxa"/>
-            <w:vAlign w:val="center"/>
-          </w:tcPr>
-          <w:p>
-            <w:pPr>
-              <w:widowControl w:val="0"/>
-              <w:autoSpaceDE w:val="0"/>
-              <w:autoSpaceDN w:val="0"/>
-              <w:jc w:val="both"/>
+              <w:t>41</w:t>
+            </w:r>
+            <w:r>
+              <w:rPr>
+                <w:rFonts w:asciiTheme="minorHAnsi" w:eastAsiaTheme="minorHAnsi" w:hAnsiTheme="minorHAnsi" w:cs="Aharoni"/>
+                <w:sz w:val="16"/>
+                <w:szCs w:val="16"/>
+              </w:rPr>
+              <w:t>]}}</w:t>
+            </w:r>
+          </w:p>
+        </w:tc>
+        <w:tc>
+          <w:tcPr>
+            <w:tcW w:w="2091" w:type="dxa"/>
+            <w:vAlign w:val="center"/>
+          </w:tcPr>
+          <w:p>
+            <w:pPr>
+              <w:widowControl w:val="0"/>
+              <w:autoSpaceDE w:val="0"/>
+              <w:autoSpaceDN w:val="0"/>
+              <w:jc w:val="both"/>
+              <w:rPr>
+                <w:rFonts w:asciiTheme="minorHAnsi" w:eastAsiaTheme="minorHAnsi" w:hAnsiTheme="minorHAnsi" w:cs="Aharoni"/>
+                <w:sz w:val="16"/>
+                <w:szCs w:val="16"/>
+              </w:rPr>
+            </w:pPr>
+            <w:r>
+              <w:rPr>
+                <w:rFonts w:asciiTheme="minorHAnsi" w:eastAsiaTheme="minorHAnsi" w:hAnsiTheme="minorHAnsi" w:cs="Aharoni"/>
+                <w:sz w:val="16"/>
+                <w:szCs w:val="16"/>
+              </w:rPr>
+              <w:t>{{</w:t>
+            </w:r>
+            <w:proofErr w:type="spellStart"/>
+            <w:proofErr w:type="gramStart"/>
+            <w:r>
+              <w:rPr>
+                <w:rFonts w:asciiTheme="minorHAnsi" w:eastAsiaTheme="minorHAnsi" w:hAnsiTheme="minorHAnsi" w:cs="Aharoni"/>
+                <w:sz w:val="16"/>
+                <w:szCs w:val="16"/>
+              </w:rPr>
+              <w:t>lesson.words</w:t>
+            </w:r>
+            <w:proofErr w:type="spellEnd"/>
+            <w:proofErr w:type="gramEnd"/>
+            <w:r>
+              <w:rPr>
+                <w:rFonts w:asciiTheme="minorHAnsi" w:eastAsiaTheme="minorHAnsi" w:hAnsiTheme="minorHAnsi" w:cs="Aharoni"/>
+                <w:sz w:val="16"/>
+                <w:szCs w:val="16"/>
+              </w:rPr>
+              <w:t>[</w:t>
+            </w:r>
+            <w:r>
               <w:rPr>
                 <w:rFonts w:asciiTheme="minorHAnsi" w:eastAsiaTheme="minorHAnsi" w:hAnsiTheme="minorHAnsi" w:cs="Aharoni" w:hint="eastAsia"/>
                 <w:sz w:val="16"/>
                 <w:szCs w:val="16"/>
               </w:rPr>
+              <w:t>42</w:t>
+            </w:r>
+            <w:r>
+              <w:rPr>
+                <w:rFonts w:asciiTheme="minorHAnsi" w:eastAsiaTheme="minorHAnsi" w:hAnsiTheme="minorHAnsi" w:cs="Aharoni"/>
+                <w:sz w:val="16"/>
+                <w:szCs w:val="16"/>
+              </w:rPr>
+              <w:t>]}}</w:t>
+            </w:r>
+          </w:p>
+        </w:tc>
+        <w:tc>
+          <w:tcPr>
+            <w:tcW w:w="2091" w:type="dxa"/>
+            <w:vAlign w:val="center"/>
+          </w:tcPr>
+          <w:p>
+            <w:pPr>
+              <w:widowControl w:val="0"/>
+              <w:autoSpaceDE w:val="0"/>
+              <w:autoSpaceDN w:val="0"/>
+              <w:jc w:val="both"/>
+              <w:rPr>
+                <w:rFonts w:asciiTheme="minorHAnsi" w:eastAsiaTheme="minorHAnsi" w:hAnsiTheme="minorHAnsi" w:cs="Aharoni"/>
+                <w:sz w:val="16"/>
+                <w:szCs w:val="16"/>
+              </w:rPr>
             </w:pPr>
             <w:r>
               <w:rPr>
@@ -2765,7 +2886,7 @@
                 <w:sz w:val="16"/>
                 <w:szCs w:val="16"/>
               </w:rPr>
-              <w:t>41</w:t>
+              <w:t>43</w:t>
             </w:r>
             <w:r>
               <w:rPr>
@@ -2779,132 +2900,6 @@
         </w:tc>
         <w:tc>
           <w:tcPr>
-            <w:tcW w:w="2091" w:type="dxa"/>
-            <w:vAlign w:val="center"/>
-          </w:tcPr>
-          <w:p>
-            <w:pPr>
-              <w:widowControl w:val="0"/>
-              <w:autoSpaceDE w:val="0"/>
-              <w:autoSpaceDN w:val="0"/>
-              <w:jc w:val="both"/>
-              <w:rPr>
-                <w:rFonts w:asciiTheme="minorHAnsi" w:eastAsiaTheme="minorHAnsi" w:hAnsiTheme="minorHAnsi" w:cs="Aharoni" w:hint="eastAsia"/>
-                <w:sz w:val="16"/>
-                <w:szCs w:val="16"/>
-              </w:rPr>
-            </w:pPr>
-            <w:r>
-              <w:rPr>
-                <w:rFonts w:asciiTheme="minorHAnsi" w:eastAsiaTheme="minorHAnsi" w:hAnsiTheme="minorHAnsi" w:cs="Aharoni"/>
-                <w:sz w:val="16"/>
-                <w:szCs w:val="16"/>
-              </w:rPr>
-              <w:t>{{</w:t>
-            </w:r>
-            <w:proofErr w:type="spellStart"/>
-            <w:proofErr w:type="gramStart"/>
-            <w:r>
-              <w:rPr>
-                <w:rFonts w:asciiTheme="minorHAnsi" w:eastAsiaTheme="minorHAnsi" w:hAnsiTheme="minorHAnsi" w:cs="Aharoni"/>
-                <w:sz w:val="16"/>
-                <w:szCs w:val="16"/>
-              </w:rPr>
-              <w:t>lesson.words</w:t>
-            </w:r>
-            <w:proofErr w:type="spellEnd"/>
-            <w:proofErr w:type="gramEnd"/>
-            <w:r>
-              <w:rPr>
-                <w:rFonts w:asciiTheme="minorHAnsi" w:eastAsiaTheme="minorHAnsi" w:hAnsiTheme="minorHAnsi" w:cs="Aharoni"/>
-                <w:sz w:val="16"/>
-                <w:szCs w:val="16"/>
-              </w:rPr>
-              <w:t>[</w:t>
-            </w:r>
-            <w:r>
-              <w:rPr>
-                <w:rFonts w:asciiTheme="minorHAnsi" w:eastAsiaTheme="minorHAnsi" w:hAnsiTheme="minorHAnsi" w:cs="Aharoni" w:hint="eastAsia"/>
-                <w:sz w:val="16"/>
-                <w:szCs w:val="16"/>
-              </w:rPr>
-              <w:t>42</w:t>
-            </w:r>
-            <w:r>
-              <w:rPr>
-                <w:rFonts w:asciiTheme="minorHAnsi" w:eastAsiaTheme="minorHAnsi" w:hAnsiTheme="minorHAnsi" w:cs="Aharoni"/>
-                <w:sz w:val="16"/>
-                <w:szCs w:val="16"/>
-              </w:rPr>
-              <w:t>]}}</w:t>
-            </w:r>
-          </w:p>
-        </w:tc>
-        <w:tc>
-          <w:tcPr>
-            <w:tcW w:w="2091" w:type="dxa"/>
-            <w:vAlign w:val="center"/>
-          </w:tcPr>
-          <w:p>
-            <w:pPr>
-              <w:widowControl w:val="0"/>
-              <w:autoSpaceDE w:val="0"/>
-              <w:autoSpaceDN w:val="0"/>
-              <w:jc w:val="both"/>
-              <w:rPr>
-                <w:rFonts w:asciiTheme="minorHAnsi" w:eastAsiaTheme="minorHAnsi" w:hAnsiTheme="minorHAnsi" w:cs="Aharoni" w:hint="eastAsia"/>
-                <w:sz w:val="16"/>
-                <w:szCs w:val="16"/>
-              </w:rPr>
-            </w:pPr>
-            <w:r>
-              <w:rPr>
-                <w:rFonts w:asciiTheme="minorHAnsi" w:eastAsiaTheme="minorHAnsi" w:hAnsiTheme="minorHAnsi" w:cs="Aharoni"/>
-                <w:sz w:val="16"/>
-                <w:szCs w:val="16"/>
-              </w:rPr>
-              <w:t>{{</w:t>
-            </w:r>
-            <w:proofErr w:type="spellStart"/>
-            <w:proofErr w:type="gramStart"/>
-            <w:r>
-              <w:rPr>
-                <w:rFonts w:asciiTheme="minorHAnsi" w:eastAsiaTheme="minorHAnsi" w:hAnsiTheme="minorHAnsi" w:cs="Aharoni"/>
-                <w:sz w:val="16"/>
-                <w:szCs w:val="16"/>
-              </w:rPr>
-              <w:t>lesson.words</w:t>
-            </w:r>
-            <w:proofErr w:type="spellEnd"/>
-            <w:proofErr w:type="gramEnd"/>
-            <w:r>
-              <w:rPr>
-                <w:rFonts w:asciiTheme="minorHAnsi" w:eastAsiaTheme="minorHAnsi" w:hAnsiTheme="minorHAnsi" w:cs="Aharoni"/>
-                <w:sz w:val="16"/>
-                <w:szCs w:val="16"/>
-              </w:rPr>
-              <w:t>[</w:t>
-            </w:r>
-            <w:r>
-              <w:rPr>
-                <w:rFonts w:asciiTheme="minorHAnsi" w:eastAsiaTheme="minorHAnsi" w:hAnsiTheme="minorHAnsi" w:cs="Aharoni" w:hint="eastAsia"/>
-                <w:sz w:val="16"/>
-                <w:szCs w:val="16"/>
-              </w:rPr>
-              <w:t>43</w:t>
-            </w:r>
-            <w:r>
-              <w:rPr>
-                <w:rFonts w:asciiTheme="minorHAnsi" w:eastAsiaTheme="minorHAnsi" w:hAnsiTheme="minorHAnsi" w:cs="Aharoni"/>
-                <w:sz w:val="16"/>
-                <w:szCs w:val="16"/>
-              </w:rPr>
-              <w:t>]}}</w:t>
-            </w:r>
-          </w:p>
-        </w:tc>
-        <w:tc>
-          <w:tcPr>
             <w:tcW w:w="2092" w:type="dxa"/>
             <w:vAlign w:val="center"/>
           </w:tcPr>
@@ -2915,7 +2910,7 @@
               <w:autoSpaceDN w:val="0"/>
               <w:jc w:val="both"/>
               <w:rPr>
-                <w:rFonts w:asciiTheme="minorHAnsi" w:eastAsiaTheme="minorHAnsi" w:hAnsiTheme="minorHAnsi" w:cs="Aharoni" w:hint="eastAsia"/>
+                <w:rFonts w:asciiTheme="minorHAnsi" w:eastAsiaTheme="minorHAnsi" w:hAnsiTheme="minorHAnsi" w:cs="Aharoni"/>
                 <w:sz w:val="16"/>
                 <w:szCs w:val="16"/>
               </w:rPr>
@@ -3312,16 +3307,6 @@
           <w:szCs w:val="22"/>
         </w:rPr>
       </w:pPr>
-      <w:r>
-        <w:rPr>
-          <w:rFonts w:eastAsiaTheme="minorHAnsi" w:cs="Aharoni"/>
-          <w:b/>
-          <w:bCs/>
-          <w:sz w:val="22"/>
-          <w:szCs w:val="22"/>
-        </w:rPr>
-        <w:br w:type="page"/>
-      </w:r>
     </w:p>
     <w:p>
       <w:pPr>
@@ -3346,11 +3331,9 @@
           <w:sz w:val="22"/>
           <w:szCs w:val="22"/>
         </w:rPr>
-        <w:lastRenderedPageBreak/>
         <w:t xml:space="preserve">{% endif %}{% if </w:t>
       </w:r>
       <w:proofErr w:type="spellStart"/>
-      <w:proofErr w:type="gramStart"/>
       <w:r>
         <w:rPr>
           <w:rFonts w:eastAsiaTheme="minorHAnsi" w:cs="Aharoni"/>
@@ -3359,18 +3342,7 @@
           <w:sz w:val="22"/>
           <w:szCs w:val="22"/>
         </w:rPr>
-        <w:t>lesson.show</w:t>
-      </w:r>
-      <w:proofErr w:type="gramEnd"/>
-      <w:r>
-        <w:rPr>
-          <w:rFonts w:eastAsiaTheme="minorHAnsi" w:cs="Aharoni"/>
-          <w:b/>
-          <w:bCs/>
-          <w:sz w:val="22"/>
-          <w:szCs w:val="22"/>
-        </w:rPr>
-        <w:t>_translations</w:t>
+        <w:t>lesson.show_translations</w:t>
       </w:r>
       <w:proofErr w:type="spellEnd"/>
       <w:r>
@@ -3522,7 +3494,7 @@
               <w:autoSpaceDN w:val="0"/>
               <w:jc w:val="both"/>
               <w:rPr>
-                <w:rFonts w:asciiTheme="minorHAnsi" w:eastAsiaTheme="minorHAnsi" w:hAnsiTheme="minorHAnsi" w:cs="Aharoni" w:hint="eastAsia"/>
+                <w:rFonts w:asciiTheme="minorHAnsi" w:eastAsiaTheme="minorHAnsi" w:hAnsiTheme="minorHAnsi" w:cs="Aharoni"/>
                 <w:sz w:val="16"/>
                 <w:szCs w:val="16"/>
               </w:rPr>
@@ -3572,7 +3544,7 @@
               <w:autoSpaceDN w:val="0"/>
               <w:jc w:val="both"/>
               <w:rPr>
-                <w:rFonts w:ascii="맑은 고딕" w:eastAsia="맑은 고딕" w:hAnsi="맑은 고딕" w:hint="eastAsia"/>
+                <w:rFonts w:ascii="맑은 고딕" w:eastAsia="맑은 고딕" w:hAnsi="맑은 고딕"/>
                 <w:color w:val="000000"/>
                 <w:sz w:val="16"/>
                 <w:szCs w:val="16"/>
@@ -3623,7 +3595,7 @@
               <w:autoSpaceDN w:val="0"/>
               <w:jc w:val="both"/>
               <w:rPr>
-                <w:rFonts w:ascii="맑은 고딕" w:eastAsia="맑은 고딕" w:hAnsi="맑은 고딕" w:hint="eastAsia"/>
+                <w:rFonts w:ascii="맑은 고딕" w:eastAsia="맑은 고딕" w:hAnsi="맑은 고딕"/>
                 <w:color w:val="000000"/>
                 <w:sz w:val="16"/>
                 <w:szCs w:val="16"/>
@@ -3674,7 +3646,7 @@
               <w:autoSpaceDN w:val="0"/>
               <w:jc w:val="both"/>
               <w:rPr>
-                <w:rFonts w:ascii="맑은 고딕" w:eastAsia="맑은 고딕" w:hAnsi="맑은 고딕" w:hint="eastAsia"/>
+                <w:rFonts w:ascii="맑은 고딕" w:eastAsia="맑은 고딕" w:hAnsi="맑은 고딕"/>
                 <w:color w:val="000000"/>
                 <w:sz w:val="16"/>
                 <w:szCs w:val="16"/>
@@ -3725,7 +3697,7 @@
               <w:autoSpaceDN w:val="0"/>
               <w:jc w:val="both"/>
               <w:rPr>
-                <w:rFonts w:ascii="맑은 고딕" w:eastAsia="맑은 고딕" w:hAnsi="맑은 고딕" w:hint="eastAsia"/>
+                <w:rFonts w:ascii="맑은 고딕" w:eastAsia="맑은 고딕" w:hAnsi="맑은 고딕"/>
                 <w:color w:val="000000"/>
                 <w:sz w:val="16"/>
                 <w:szCs w:val="16"/>
@@ -3778,7 +3750,7 @@
               <w:autoSpaceDN w:val="0"/>
               <w:jc w:val="both"/>
               <w:rPr>
-                <w:rFonts w:ascii="맑은 고딕" w:eastAsia="맑은 고딕" w:hAnsi="맑은 고딕" w:hint="eastAsia"/>
+                <w:rFonts w:ascii="맑은 고딕" w:eastAsia="맑은 고딕" w:hAnsi="맑은 고딕"/>
                 <w:color w:val="000000"/>
                 <w:sz w:val="16"/>
                 <w:szCs w:val="16"/>
@@ -3829,7 +3801,7 @@
               <w:autoSpaceDN w:val="0"/>
               <w:jc w:val="both"/>
               <w:rPr>
-                <w:rFonts w:ascii="맑은 고딕" w:eastAsia="맑은 고딕" w:hAnsi="맑은 고딕" w:hint="eastAsia"/>
+                <w:rFonts w:ascii="맑은 고딕" w:eastAsia="맑은 고딕" w:hAnsi="맑은 고딕"/>
                 <w:color w:val="000000"/>
                 <w:sz w:val="16"/>
                 <w:szCs w:val="16"/>
@@ -3880,7 +3852,7 @@
               <w:autoSpaceDN w:val="0"/>
               <w:jc w:val="both"/>
               <w:rPr>
-                <w:rFonts w:ascii="맑은 고딕" w:eastAsia="맑은 고딕" w:hAnsi="맑은 고딕" w:hint="eastAsia"/>
+                <w:rFonts w:ascii="맑은 고딕" w:eastAsia="맑은 고딕" w:hAnsi="맑은 고딕"/>
                 <w:color w:val="000000"/>
                 <w:sz w:val="16"/>
                 <w:szCs w:val="16"/>
@@ -3931,7 +3903,7 @@
               <w:autoSpaceDN w:val="0"/>
               <w:jc w:val="both"/>
               <w:rPr>
-                <w:rFonts w:ascii="맑은 고딕" w:eastAsia="맑은 고딕" w:hAnsi="맑은 고딕" w:hint="eastAsia"/>
+                <w:rFonts w:ascii="맑은 고딕" w:eastAsia="맑은 고딕" w:hAnsi="맑은 고딕"/>
                 <w:color w:val="000000"/>
                 <w:sz w:val="16"/>
                 <w:szCs w:val="16"/>
@@ -3982,7 +3954,7 @@
               <w:autoSpaceDN w:val="0"/>
               <w:jc w:val="both"/>
               <w:rPr>
-                <w:rFonts w:ascii="맑은 고딕" w:eastAsia="맑은 고딕" w:hAnsi="맑은 고딕" w:hint="eastAsia"/>
+                <w:rFonts w:ascii="맑은 고딕" w:eastAsia="맑은 고딕" w:hAnsi="맑은 고딕"/>
                 <w:color w:val="000000"/>
                 <w:sz w:val="16"/>
                 <w:szCs w:val="16"/>
@@ -4035,7 +4007,7 @@
               <w:autoSpaceDN w:val="0"/>
               <w:jc w:val="both"/>
               <w:rPr>
-                <w:rFonts w:ascii="맑은 고딕" w:eastAsia="맑은 고딕" w:hAnsi="맑은 고딕" w:hint="eastAsia"/>
+                <w:rFonts w:ascii="맑은 고딕" w:eastAsia="맑은 고딕" w:hAnsi="맑은 고딕"/>
                 <w:color w:val="000000"/>
                 <w:sz w:val="16"/>
                 <w:szCs w:val="16"/>
@@ -4086,7 +4058,7 @@
               <w:autoSpaceDN w:val="0"/>
               <w:jc w:val="both"/>
               <w:rPr>
-                <w:rFonts w:ascii="맑은 고딕" w:eastAsia="맑은 고딕" w:hAnsi="맑은 고딕" w:hint="eastAsia"/>
+                <w:rFonts w:ascii="맑은 고딕" w:eastAsia="맑은 고딕" w:hAnsi="맑은 고딕"/>
                 <w:color w:val="000000"/>
                 <w:sz w:val="16"/>
                 <w:szCs w:val="16"/>
@@ -4137,7 +4109,7 @@
               <w:autoSpaceDN w:val="0"/>
               <w:jc w:val="both"/>
               <w:rPr>
-                <w:rFonts w:ascii="맑은 고딕" w:eastAsia="맑은 고딕" w:hAnsi="맑은 고딕" w:hint="eastAsia"/>
+                <w:rFonts w:ascii="맑은 고딕" w:eastAsia="맑은 고딕" w:hAnsi="맑은 고딕"/>
                 <w:color w:val="000000"/>
                 <w:sz w:val="16"/>
                 <w:szCs w:val="16"/>
@@ -4188,7 +4160,7 @@
               <w:autoSpaceDN w:val="0"/>
               <w:jc w:val="both"/>
               <w:rPr>
-                <w:rFonts w:ascii="맑은 고딕" w:eastAsia="맑은 고딕" w:hAnsi="맑은 고딕" w:hint="eastAsia"/>
+                <w:rFonts w:ascii="맑은 고딕" w:eastAsia="맑은 고딕" w:hAnsi="맑은 고딕"/>
                 <w:color w:val="000000"/>
                 <w:sz w:val="16"/>
                 <w:szCs w:val="16"/>
@@ -4239,7 +4211,7 @@
               <w:autoSpaceDN w:val="0"/>
               <w:jc w:val="both"/>
               <w:rPr>
-                <w:rFonts w:ascii="맑은 고딕" w:eastAsia="맑은 고딕" w:hAnsi="맑은 고딕" w:hint="eastAsia"/>
+                <w:rFonts w:ascii="맑은 고딕" w:eastAsia="맑은 고딕" w:hAnsi="맑은 고딕"/>
                 <w:color w:val="000000"/>
                 <w:sz w:val="16"/>
                 <w:szCs w:val="16"/>
@@ -4292,7 +4264,7 @@
               <w:autoSpaceDN w:val="0"/>
               <w:jc w:val="both"/>
               <w:rPr>
-                <w:rFonts w:ascii="맑은 고딕" w:eastAsia="맑은 고딕" w:hAnsi="맑은 고딕" w:hint="eastAsia"/>
+                <w:rFonts w:ascii="맑은 고딕" w:eastAsia="맑은 고딕" w:hAnsi="맑은 고딕"/>
                 <w:color w:val="000000"/>
                 <w:sz w:val="16"/>
                 <w:szCs w:val="16"/>
@@ -4343,7 +4315,7 @@
               <w:autoSpaceDN w:val="0"/>
               <w:jc w:val="both"/>
               <w:rPr>
-                <w:rFonts w:ascii="맑은 고딕" w:eastAsia="맑은 고딕" w:hAnsi="맑은 고딕" w:hint="eastAsia"/>
+                <w:rFonts w:ascii="맑은 고딕" w:eastAsia="맑은 고딕" w:hAnsi="맑은 고딕"/>
                 <w:color w:val="000000"/>
                 <w:sz w:val="16"/>
                 <w:szCs w:val="16"/>
@@ -4394,7 +4366,7 @@
               <w:autoSpaceDN w:val="0"/>
               <w:jc w:val="both"/>
               <w:rPr>
-                <w:rFonts w:ascii="맑은 고딕" w:eastAsia="맑은 고딕" w:hAnsi="맑은 고딕" w:hint="eastAsia"/>
+                <w:rFonts w:ascii="맑은 고딕" w:eastAsia="맑은 고딕" w:hAnsi="맑은 고딕"/>
                 <w:color w:val="000000"/>
                 <w:sz w:val="16"/>
                 <w:szCs w:val="16"/>
@@ -4445,7 +4417,7 @@
               <w:autoSpaceDN w:val="0"/>
               <w:jc w:val="both"/>
               <w:rPr>
-                <w:rFonts w:ascii="맑은 고딕" w:eastAsia="맑은 고딕" w:hAnsi="맑은 고딕" w:hint="eastAsia"/>
+                <w:rFonts w:ascii="맑은 고딕" w:eastAsia="맑은 고딕" w:hAnsi="맑은 고딕"/>
                 <w:color w:val="000000"/>
                 <w:sz w:val="16"/>
                 <w:szCs w:val="16"/>
@@ -4496,7 +4468,7 @@
               <w:autoSpaceDN w:val="0"/>
               <w:jc w:val="both"/>
               <w:rPr>
-                <w:rFonts w:ascii="맑은 고딕" w:eastAsia="맑은 고딕" w:hAnsi="맑은 고딕" w:hint="eastAsia"/>
+                <w:rFonts w:ascii="맑은 고딕" w:eastAsia="맑은 고딕" w:hAnsi="맑은 고딕"/>
                 <w:color w:val="000000"/>
                 <w:sz w:val="16"/>
                 <w:szCs w:val="16"/>
@@ -4549,7 +4521,7 @@
               <w:autoSpaceDN w:val="0"/>
               <w:jc w:val="both"/>
               <w:rPr>
-                <w:rFonts w:ascii="맑은 고딕" w:eastAsia="맑은 고딕" w:hAnsi="맑은 고딕" w:hint="eastAsia"/>
+                <w:rFonts w:ascii="맑은 고딕" w:eastAsia="맑은 고딕" w:hAnsi="맑은 고딕"/>
                 <w:color w:val="000000"/>
                 <w:sz w:val="16"/>
                 <w:szCs w:val="16"/>
@@ -4600,7 +4572,7 @@
               <w:autoSpaceDN w:val="0"/>
               <w:jc w:val="both"/>
               <w:rPr>
-                <w:rFonts w:ascii="맑은 고딕" w:eastAsia="맑은 고딕" w:hAnsi="맑은 고딕" w:hint="eastAsia"/>
+                <w:rFonts w:ascii="맑은 고딕" w:eastAsia="맑은 고딕" w:hAnsi="맑은 고딕"/>
                 <w:color w:val="000000"/>
                 <w:sz w:val="16"/>
                 <w:szCs w:val="16"/>
@@ -4651,7 +4623,7 @@
               <w:autoSpaceDN w:val="0"/>
               <w:jc w:val="both"/>
               <w:rPr>
-                <w:rFonts w:ascii="맑은 고딕" w:eastAsia="맑은 고딕" w:hAnsi="맑은 고딕" w:hint="eastAsia"/>
+                <w:rFonts w:ascii="맑은 고딕" w:eastAsia="맑은 고딕" w:hAnsi="맑은 고딕"/>
                 <w:color w:val="000000"/>
                 <w:sz w:val="16"/>
                 <w:szCs w:val="16"/>
@@ -4702,7 +4674,7 @@
               <w:autoSpaceDN w:val="0"/>
               <w:jc w:val="both"/>
               <w:rPr>
-                <w:rFonts w:ascii="맑은 고딕" w:eastAsia="맑은 고딕" w:hAnsi="맑은 고딕" w:hint="eastAsia"/>
+                <w:rFonts w:ascii="맑은 고딕" w:eastAsia="맑은 고딕" w:hAnsi="맑은 고딕"/>
                 <w:color w:val="000000"/>
                 <w:sz w:val="16"/>
                 <w:szCs w:val="16"/>
@@ -4753,7 +4725,7 @@
               <w:autoSpaceDN w:val="0"/>
               <w:jc w:val="both"/>
               <w:rPr>
-                <w:rFonts w:ascii="맑은 고딕" w:eastAsia="맑은 고딕" w:hAnsi="맑은 고딕" w:hint="eastAsia"/>
+                <w:rFonts w:ascii="맑은 고딕" w:eastAsia="맑은 고딕" w:hAnsi="맑은 고딕"/>
                 <w:color w:val="000000"/>
                 <w:sz w:val="16"/>
                 <w:szCs w:val="16"/>
@@ -4806,7 +4778,7 @@
               <w:autoSpaceDN w:val="0"/>
               <w:jc w:val="both"/>
               <w:rPr>
-                <w:rFonts w:ascii="맑은 고딕" w:eastAsia="맑은 고딕" w:hAnsi="맑은 고딕" w:hint="eastAsia"/>
+                <w:rFonts w:ascii="맑은 고딕" w:eastAsia="맑은 고딕" w:hAnsi="맑은 고딕"/>
                 <w:color w:val="000000"/>
                 <w:sz w:val="16"/>
                 <w:szCs w:val="16"/>
@@ -4857,7 +4829,7 @@
               <w:autoSpaceDN w:val="0"/>
               <w:jc w:val="both"/>
               <w:rPr>
-                <w:rFonts w:ascii="맑은 고딕" w:eastAsia="맑은 고딕" w:hAnsi="맑은 고딕" w:hint="eastAsia"/>
+                <w:rFonts w:ascii="맑은 고딕" w:eastAsia="맑은 고딕" w:hAnsi="맑은 고딕"/>
                 <w:color w:val="000000"/>
                 <w:sz w:val="16"/>
                 <w:szCs w:val="16"/>
@@ -4908,7 +4880,7 @@
               <w:autoSpaceDN w:val="0"/>
               <w:jc w:val="both"/>
               <w:rPr>
-                <w:rFonts w:ascii="맑은 고딕" w:eastAsia="맑은 고딕" w:hAnsi="맑은 고딕" w:hint="eastAsia"/>
+                <w:rFonts w:ascii="맑은 고딕" w:eastAsia="맑은 고딕" w:hAnsi="맑은 고딕"/>
                 <w:color w:val="000000"/>
                 <w:sz w:val="16"/>
                 <w:szCs w:val="16"/>
@@ -4959,7 +4931,7 @@
               <w:autoSpaceDN w:val="0"/>
               <w:jc w:val="both"/>
               <w:rPr>
-                <w:rFonts w:ascii="맑은 고딕" w:eastAsia="맑은 고딕" w:hAnsi="맑은 고딕" w:hint="eastAsia"/>
+                <w:rFonts w:ascii="맑은 고딕" w:eastAsia="맑은 고딕" w:hAnsi="맑은 고딕"/>
                 <w:color w:val="000000"/>
                 <w:sz w:val="16"/>
                 <w:szCs w:val="16"/>
@@ -5010,7 +4982,7 @@
               <w:autoSpaceDN w:val="0"/>
               <w:jc w:val="both"/>
               <w:rPr>
-                <w:rFonts w:ascii="맑은 고딕" w:eastAsia="맑은 고딕" w:hAnsi="맑은 고딕" w:hint="eastAsia"/>
+                <w:rFonts w:ascii="맑은 고딕" w:eastAsia="맑은 고딕" w:hAnsi="맑은 고딕"/>
                 <w:color w:val="000000"/>
                 <w:sz w:val="16"/>
                 <w:szCs w:val="16"/>
@@ -5063,7 +5035,7 @@
               <w:autoSpaceDN w:val="0"/>
               <w:jc w:val="both"/>
               <w:rPr>
-                <w:rFonts w:ascii="맑은 고딕" w:eastAsia="맑은 고딕" w:hAnsi="맑은 고딕" w:hint="eastAsia"/>
+                <w:rFonts w:ascii="맑은 고딕" w:eastAsia="맑은 고딕" w:hAnsi="맑은 고딕"/>
                 <w:color w:val="000000"/>
                 <w:sz w:val="16"/>
                 <w:szCs w:val="16"/>
@@ -5114,7 +5086,7 @@
               <w:autoSpaceDN w:val="0"/>
               <w:jc w:val="both"/>
               <w:rPr>
-                <w:rFonts w:ascii="맑은 고딕" w:eastAsia="맑은 고딕" w:hAnsi="맑은 고딕" w:hint="eastAsia"/>
+                <w:rFonts w:ascii="맑은 고딕" w:eastAsia="맑은 고딕" w:hAnsi="맑은 고딕"/>
                 <w:color w:val="000000"/>
                 <w:sz w:val="16"/>
                 <w:szCs w:val="16"/>
@@ -5165,7 +5137,7 @@
               <w:autoSpaceDN w:val="0"/>
               <w:jc w:val="both"/>
               <w:rPr>
-                <w:rFonts w:asciiTheme="minorHAnsi" w:eastAsiaTheme="minorHAnsi" w:hAnsiTheme="minorHAnsi" w:cs="Aharoni" w:hint="eastAsia"/>
+                <w:rFonts w:asciiTheme="minorHAnsi" w:eastAsiaTheme="minorHAnsi" w:hAnsiTheme="minorHAnsi" w:cs="Aharoni"/>
                 <w:sz w:val="16"/>
                 <w:szCs w:val="16"/>
               </w:rPr>
@@ -5215,7 +5187,7 @@
               <w:autoSpaceDN w:val="0"/>
               <w:jc w:val="both"/>
               <w:rPr>
-                <w:rFonts w:ascii="맑은 고딕" w:eastAsia="맑은 고딕" w:hAnsi="맑은 고딕" w:hint="eastAsia"/>
+                <w:rFonts w:ascii="맑은 고딕" w:eastAsia="맑은 고딕" w:hAnsi="맑은 고딕"/>
                 <w:color w:val="000000"/>
                 <w:sz w:val="16"/>
                 <w:szCs w:val="16"/>
@@ -5266,7 +5238,7 @@
               <w:autoSpaceDN w:val="0"/>
               <w:jc w:val="both"/>
               <w:rPr>
-                <w:rFonts w:ascii="맑은 고딕" w:eastAsia="맑은 고딕" w:hAnsi="맑은 고딕" w:hint="eastAsia"/>
+                <w:rFonts w:ascii="맑은 고딕" w:eastAsia="맑은 고딕" w:hAnsi="맑은 고딕"/>
                 <w:color w:val="000000"/>
                 <w:sz w:val="16"/>
                 <w:szCs w:val="16"/>
@@ -5319,7 +5291,7 @@
               <w:autoSpaceDN w:val="0"/>
               <w:jc w:val="both"/>
               <w:rPr>
-                <w:rFonts w:asciiTheme="minorHAnsi" w:eastAsiaTheme="minorHAnsi" w:hAnsiTheme="minorHAnsi" w:cs="Aharoni" w:hint="eastAsia"/>
+                <w:rFonts w:asciiTheme="minorHAnsi" w:eastAsiaTheme="minorHAnsi" w:hAnsiTheme="minorHAnsi" w:cs="Aharoni"/>
                 <w:sz w:val="16"/>
                 <w:szCs w:val="16"/>
               </w:rPr>
@@ -5369,7 +5341,7 @@
               <w:autoSpaceDN w:val="0"/>
               <w:jc w:val="both"/>
               <w:rPr>
-                <w:rFonts w:ascii="맑은 고딕" w:eastAsia="맑은 고딕" w:hAnsi="맑은 고딕" w:hint="eastAsia"/>
+                <w:rFonts w:ascii="맑은 고딕" w:eastAsia="맑은 고딕" w:hAnsi="맑은 고딕"/>
                 <w:color w:val="000000"/>
                 <w:sz w:val="16"/>
                 <w:szCs w:val="16"/>
@@ -5420,7 +5392,7 @@
               <w:autoSpaceDN w:val="0"/>
               <w:jc w:val="both"/>
               <w:rPr>
-                <w:rFonts w:ascii="맑은 고딕" w:eastAsia="맑은 고딕" w:hAnsi="맑은 고딕" w:hint="eastAsia"/>
+                <w:rFonts w:ascii="맑은 고딕" w:eastAsia="맑은 고딕" w:hAnsi="맑은 고딕"/>
                 <w:color w:val="000000"/>
                 <w:sz w:val="16"/>
                 <w:szCs w:val="16"/>
@@ -5471,7 +5443,7 @@
               <w:autoSpaceDN w:val="0"/>
               <w:jc w:val="both"/>
               <w:rPr>
-                <w:rFonts w:ascii="맑은 고딕" w:eastAsia="맑은 고딕" w:hAnsi="맑은 고딕" w:hint="eastAsia"/>
+                <w:rFonts w:ascii="맑은 고딕" w:eastAsia="맑은 고딕" w:hAnsi="맑은 고딕"/>
                 <w:color w:val="000000"/>
                 <w:sz w:val="16"/>
                 <w:szCs w:val="16"/>
@@ -5522,7 +5494,7 @@
               <w:autoSpaceDN w:val="0"/>
               <w:jc w:val="both"/>
               <w:rPr>
-                <w:rFonts w:ascii="맑은 고딕" w:eastAsia="맑은 고딕" w:hAnsi="맑은 고딕" w:hint="eastAsia"/>
+                <w:rFonts w:ascii="맑은 고딕" w:eastAsia="맑은 고딕" w:hAnsi="맑은 고딕"/>
                 <w:color w:val="000000"/>
                 <w:sz w:val="16"/>
                 <w:szCs w:val="16"/>
@@ -5575,7 +5547,7 @@
               <w:autoSpaceDN w:val="0"/>
               <w:jc w:val="both"/>
               <w:rPr>
-                <w:rFonts w:asciiTheme="minorHAnsi" w:eastAsiaTheme="minorHAnsi" w:hAnsiTheme="minorHAnsi" w:cs="Aharoni" w:hint="eastAsia"/>
+                <w:rFonts w:asciiTheme="minorHAnsi" w:eastAsiaTheme="minorHAnsi" w:hAnsiTheme="minorHAnsi" w:cs="Aharoni"/>
                 <w:sz w:val="16"/>
                 <w:szCs w:val="16"/>
               </w:rPr>
@@ -5625,7 +5597,7 @@
               <w:autoSpaceDN w:val="0"/>
               <w:jc w:val="both"/>
               <w:rPr>
-                <w:rFonts w:ascii="맑은 고딕" w:eastAsia="맑은 고딕" w:hAnsi="맑은 고딕" w:hint="eastAsia"/>
+                <w:rFonts w:ascii="맑은 고딕" w:eastAsia="맑은 고딕" w:hAnsi="맑은 고딕"/>
                 <w:color w:val="000000"/>
                 <w:sz w:val="16"/>
                 <w:szCs w:val="16"/>
@@ -5676,7 +5648,7 @@
               <w:autoSpaceDN w:val="0"/>
               <w:jc w:val="both"/>
               <w:rPr>
-                <w:rFonts w:ascii="맑은 고딕" w:eastAsia="맑은 고딕" w:hAnsi="맑은 고딕" w:hint="eastAsia"/>
+                <w:rFonts w:ascii="맑은 고딕" w:eastAsia="맑은 고딕" w:hAnsi="맑은 고딕"/>
                 <w:color w:val="000000"/>
                 <w:sz w:val="16"/>
                 <w:szCs w:val="16"/>
@@ -5727,7 +5699,7 @@
               <w:autoSpaceDN w:val="0"/>
               <w:jc w:val="both"/>
               <w:rPr>
-                <w:rFonts w:ascii="맑은 고딕" w:eastAsia="맑은 고딕" w:hAnsi="맑은 고딕" w:hint="eastAsia"/>
+                <w:rFonts w:ascii="맑은 고딕" w:eastAsia="맑은 고딕" w:hAnsi="맑은 고딕"/>
                 <w:color w:val="000000"/>
                 <w:sz w:val="16"/>
                 <w:szCs w:val="16"/>
@@ -5778,7 +5750,7 @@
               <w:autoSpaceDN w:val="0"/>
               <w:jc w:val="both"/>
               <w:rPr>
-                <w:rFonts w:asciiTheme="minorHAnsi" w:eastAsiaTheme="minorHAnsi" w:hAnsiTheme="minorHAnsi" w:cs="Aharoni" w:hint="eastAsia"/>
+                <w:rFonts w:asciiTheme="minorHAnsi" w:eastAsiaTheme="minorHAnsi" w:hAnsiTheme="minorHAnsi" w:cs="Aharoni"/>
                 <w:sz w:val="16"/>
                 <w:szCs w:val="16"/>
               </w:rPr>
@@ -6130,7 +6102,7 @@
 </file>
 
 <file path=word/endnotes.xml><?xml version="1.0" encoding="utf-8"?>
-<w:endnotes xmlns:wpc="http://schemas.microsoft.com/office/word/2010/wordprocessingCanvas" xmlns:cx="http://schemas.microsoft.com/office/drawing/2014/chartex" xmlns:cx1="http://schemas.microsoft.com/office/drawing/2015/9/8/chartex" xmlns:cx2="http://schemas.microsoft.com/office/drawing/2015/10/21/chartex" xmlns:cx3="http://schemas.microsoft.com/office/drawing/2016/5/9/chartex" xmlns:cx4="http://schemas.microsoft.com/office/drawing/2016/5/10/chartex" xmlns:cx5="http://schemas.microsoft.com/office/drawing/2016/5/11/chartex" xmlns:cx6="http://schemas.microsoft.com/office/drawing/2016/5/12/chartex" xmlns:cx7="http://schemas.microsoft.com/office/drawing/2016/5/13/chartex" xmlns:cx8="http://schemas.microsoft.com/office/drawing/2016/5/14/chartex" xmlns:mc="http://schemas.openxmlformats.org/markup-compatibility/2006" xmlns:aink="http://schemas.microsoft.com/office/drawing/2016/ink" xmlns:am3d="http://schemas.microsoft.com/office/drawing/2017/model3d" xmlns:o="urn:schemas-microsoft-com:office:office" xmlns:oel="http://schemas.microsoft.com/office/2019/extlst" xmlns:r="http://schemas.openxmlformats.org/officeDocument/2006/relationships" xmlns:m="http://schemas.openxmlformats.org/officeDocument/2006/math" xmlns:v="urn:schemas-microsoft-com:vml" xmlns:wp14="http://schemas.microsoft.com/office/word/2010/wordprocessingDrawing" xmlns:wp="http://schemas.openxmlformats.org/drawingml/2006/wordprocessingDrawing" xmlns:w10="urn:schemas-microsoft-com:office:word" xmlns:w="http://schemas.openxmlformats.org/wordprocessingml/2006/main" xmlns:w14="http://schemas.microsoft.com/office/word/2010/wordml" xmlns:w15="http://schemas.microsoft.com/office/word/2012/wordml" xmlns:w16cex="http://schemas.microsoft.com/office/word/2018/wordml/cex" xmlns:w16cid="http://schemas.microsoft.com/office/word/2016/wordml/cid" xmlns:w16="http://schemas.microsoft.com/office/word/2018/wordml" xmlns:w16du="http://schemas.microsoft.com/office/word/2023/wordml/word16du" xmlns:w16sdtdh="http://schemas.microsoft.com/office/word/2020/wordml/sdtdatahash" xmlns:w16se="http://schemas.microsoft.com/office/word/2015/wordml/symex" xmlns:wpg="http://schemas.microsoft.com/office/word/2010/wordprocessingGroup" xmlns:wpi="http://schemas.microsoft.com/office/word/2010/wordprocessingInk" xmlns:wne="http://schemas.microsoft.com/office/word/2006/wordml" xmlns:wps="http://schemas.microsoft.com/office/word/2010/wordprocessingShape" mc:Ignorable="w14 w15 w16se w16cid w16 w16cex w16sdtdh wp14">
+<w:endnotes xmlns:wpc="http://schemas.microsoft.com/office/word/2010/wordprocessingCanvas" xmlns:cx="http://schemas.microsoft.com/office/drawing/2014/chartex" xmlns:cx1="http://schemas.microsoft.com/office/drawing/2015/9/8/chartex" xmlns:cx2="http://schemas.microsoft.com/office/drawing/2015/10/21/chartex" xmlns:cx3="http://schemas.microsoft.com/office/drawing/2016/5/9/chartex" xmlns:cx4="http://schemas.microsoft.com/office/drawing/2016/5/10/chartex" xmlns:cx5="http://schemas.microsoft.com/office/drawing/2016/5/11/chartex" xmlns:cx6="http://schemas.microsoft.com/office/drawing/2016/5/12/chartex" xmlns:cx7="http://schemas.microsoft.com/office/drawing/2016/5/13/chartex" xmlns:cx8="http://schemas.microsoft.com/office/drawing/2016/5/14/chartex" xmlns:mc="http://schemas.openxmlformats.org/markup-compatibility/2006" xmlns:aink="http://schemas.microsoft.com/office/drawing/2016/ink" xmlns:am3d="http://schemas.microsoft.com/office/drawing/2017/model3d" xmlns:o="urn:schemas-microsoft-com:office:office" xmlns:oel="http://schemas.microsoft.com/office/2019/extlst" xmlns:r="http://schemas.openxmlformats.org/officeDocument/2006/relationships" xmlns:m="http://schemas.openxmlformats.org/officeDocument/2006/math" xmlns:v="urn:schemas-microsoft-com:vml" xmlns:wp14="http://schemas.microsoft.com/office/word/2010/wordprocessingDrawing" xmlns:wp="http://schemas.openxmlformats.org/drawingml/2006/wordprocessingDrawing" xmlns:w10="urn:schemas-microsoft-com:office:word" xmlns:w="http://schemas.openxmlformats.org/wordprocessingml/2006/main" xmlns:w14="http://schemas.microsoft.com/office/word/2010/wordml" xmlns:w15="http://schemas.microsoft.com/office/word/2012/wordml" xmlns:w16cex="http://schemas.microsoft.com/office/word/2018/wordml/cex" xmlns:w16cid="http://schemas.microsoft.com/office/word/2016/wordml/cid" xmlns:w16="http://schemas.microsoft.com/office/word/2018/wordml" xmlns:w16du="http://schemas.microsoft.com/office/word/2023/wordml/word16du" xmlns:w16sdtdh="http://schemas.microsoft.com/office/word/2020/wordml/sdtdatahash" xmlns:w16sdtfl="http://schemas.microsoft.com/office/word/2024/wordml/sdtformatlock" xmlns:w16se="http://schemas.microsoft.com/office/word/2015/wordml/symex" xmlns:wpg="http://schemas.microsoft.com/office/word/2010/wordprocessingGroup" xmlns:wpi="http://schemas.microsoft.com/office/word/2010/wordprocessingInk" xmlns:wne="http://schemas.microsoft.com/office/word/2006/wordml" xmlns:wps="http://schemas.microsoft.com/office/word/2010/wordprocessingShape" mc:Ignorable="w14 w15 w16se w16cid w16 w16cex w16sdtdh w16sdtfl w16du wp14">
   <w:endnote w:type="separator" w:id="-1">
     <w:p>
       <w:r>
@@ -6149,7 +6121,7 @@
 </file>
 
 <file path=word/footnotes.xml><?xml version="1.0" encoding="utf-8"?>
-<w:footnotes xmlns:wpc="http://schemas.microsoft.com/office/word/2010/wordprocessingCanvas" xmlns:cx="http://schemas.microsoft.com/office/drawing/2014/chartex" xmlns:cx1="http://schemas.microsoft.com/office/drawing/2015/9/8/chartex" xmlns:cx2="http://schemas.microsoft.com/office/drawing/2015/10/21/chartex" xmlns:cx3="http://schemas.microsoft.com/office/drawing/2016/5/9/chartex" xmlns:cx4="http://schemas.microsoft.com/office/drawing/2016/5/10/chartex" xmlns:cx5="http://schemas.microsoft.com/office/drawing/2016/5/11/chartex" xmlns:cx6="http://schemas.microsoft.com/office/drawing/2016/5/12/chartex" xmlns:cx7="http://schemas.microsoft.com/office/drawing/2016/5/13/chartex" xmlns:cx8="http://schemas.microsoft.com/office/drawing/2016/5/14/chartex" xmlns:mc="http://schemas.openxmlformats.org/markup-compatibility/2006" xmlns:aink="http://schemas.microsoft.com/office/drawing/2016/ink" xmlns:am3d="http://schemas.microsoft.com/office/drawing/2017/model3d" xmlns:o="urn:schemas-microsoft-com:office:office" xmlns:oel="http://schemas.microsoft.com/office/2019/extlst" xmlns:r="http://schemas.openxmlformats.org/officeDocument/2006/relationships" xmlns:m="http://schemas.openxmlformats.org/officeDocument/2006/math" xmlns:v="urn:schemas-microsoft-com:vml" xmlns:wp14="http://schemas.microsoft.com/office/word/2010/wordprocessingDrawing" xmlns:wp="http://schemas.openxmlformats.org/drawingml/2006/wordprocessingDrawing" xmlns:w10="urn:schemas-microsoft-com:office:word" xmlns:w="http://schemas.openxmlformats.org/wordprocessingml/2006/main" xmlns:w14="http://schemas.microsoft.com/office/word/2010/wordml" xmlns:w15="http://schemas.microsoft.com/office/word/2012/wordml" xmlns:w16cex="http://schemas.microsoft.com/office/word/2018/wordml/cex" xmlns:w16cid="http://schemas.microsoft.com/office/word/2016/wordml/cid" xmlns:w16="http://schemas.microsoft.com/office/word/2018/wordml" xmlns:w16du="http://schemas.microsoft.com/office/word/2023/wordml/word16du" xmlns:w16sdtdh="http://schemas.microsoft.com/office/word/2020/wordml/sdtdatahash" xmlns:w16se="http://schemas.microsoft.com/office/word/2015/wordml/symex" xmlns:wpg="http://schemas.microsoft.com/office/word/2010/wordprocessingGroup" xmlns:wpi="http://schemas.microsoft.com/office/word/2010/wordprocessingInk" xmlns:wne="http://schemas.microsoft.com/office/word/2006/wordml" xmlns:wps="http://schemas.microsoft.com/office/word/2010/wordprocessingShape" mc:Ignorable="w14 w15 w16se w16cid w16 w16cex w16sdtdh wp14">
+<w:footnotes xmlns:wpc="http://schemas.microsoft.com/office/word/2010/wordprocessingCanvas" xmlns:cx="http://schemas.microsoft.com/office/drawing/2014/chartex" xmlns:cx1="http://schemas.microsoft.com/office/drawing/2015/9/8/chartex" xmlns:cx2="http://schemas.microsoft.com/office/drawing/2015/10/21/chartex" xmlns:cx3="http://schemas.microsoft.com/office/drawing/2016/5/9/chartex" xmlns:cx4="http://schemas.microsoft.com/office/drawing/2016/5/10/chartex" xmlns:cx5="http://schemas.microsoft.com/office/drawing/2016/5/11/chartex" xmlns:cx6="http://schemas.microsoft.com/office/drawing/2016/5/12/chartex" xmlns:cx7="http://schemas.microsoft.com/office/drawing/2016/5/13/chartex" xmlns:cx8="http://schemas.microsoft.com/office/drawing/2016/5/14/chartex" xmlns:mc="http://schemas.openxmlformats.org/markup-compatibility/2006" xmlns:aink="http://schemas.microsoft.com/office/drawing/2016/ink" xmlns:am3d="http://schemas.microsoft.com/office/drawing/2017/model3d" xmlns:o="urn:schemas-microsoft-com:office:office" xmlns:oel="http://schemas.microsoft.com/office/2019/extlst" xmlns:r="http://schemas.openxmlformats.org/officeDocument/2006/relationships" xmlns:m="http://schemas.openxmlformats.org/officeDocument/2006/math" xmlns:v="urn:schemas-microsoft-com:vml" xmlns:wp14="http://schemas.microsoft.com/office/word/2010/wordprocessingDrawing" xmlns:wp="http://schemas.openxmlformats.org/drawingml/2006/wordprocessingDrawing" xmlns:w10="urn:schemas-microsoft-com:office:word" xmlns:w="http://schemas.openxmlformats.org/wordprocessingml/2006/main" xmlns:w14="http://schemas.microsoft.com/office/word/2010/wordml" xmlns:w15="http://schemas.microsoft.com/office/word/2012/wordml" xmlns:w16cex="http://schemas.microsoft.com/office/word/2018/wordml/cex" xmlns:w16cid="http://schemas.microsoft.com/office/word/2016/wordml/cid" xmlns:w16="http://schemas.microsoft.com/office/word/2018/wordml" xmlns:w16du="http://schemas.microsoft.com/office/word/2023/wordml/word16du" xmlns:w16sdtdh="http://schemas.microsoft.com/office/word/2020/wordml/sdtdatahash" xmlns:w16sdtfl="http://schemas.microsoft.com/office/word/2024/wordml/sdtformatlock" xmlns:w16se="http://schemas.microsoft.com/office/word/2015/wordml/symex" xmlns:wpg="http://schemas.microsoft.com/office/word/2010/wordprocessingGroup" xmlns:wpi="http://schemas.microsoft.com/office/word/2010/wordprocessingInk" xmlns:wne="http://schemas.microsoft.com/office/word/2006/wordml" xmlns:wps="http://schemas.microsoft.com/office/word/2010/wordprocessingShape" mc:Ignorable="w14 w15 w16se w16cid w16 w16cex w16sdtdh w16sdtfl w16du wp14">
   <w:footnote w:type="separator" w:id="-1">
     <w:p>
       <w:r>
@@ -6168,7 +6140,7 @@
 </file>
 
 <file path=word/styles.xml><?xml version="1.0" encoding="utf-8"?>
-<w:styles xmlns:mc="http://schemas.openxmlformats.org/markup-compatibility/2006" xmlns:r="http://schemas.openxmlformats.org/officeDocument/2006/relationships" xmlns:w="http://schemas.openxmlformats.org/wordprocessingml/2006/main" xmlns:w14="http://schemas.microsoft.com/office/word/2010/wordml" xmlns:w15="http://schemas.microsoft.com/office/word/2012/wordml" xmlns:w16cex="http://schemas.microsoft.com/office/word/2018/wordml/cex" xmlns:w16cid="http://schemas.microsoft.com/office/word/2016/wordml/cid" xmlns:w16="http://schemas.microsoft.com/office/word/2018/wordml" xmlns:w16sdtdh="http://schemas.microsoft.com/office/word/2020/wordml/sdtdatahash" xmlns:w16se="http://schemas.microsoft.com/office/word/2015/wordml/symex" mc:Ignorable="w14 w15 w16se w16cid w16 w16cex w16sdtdh">
+<w:styles xmlns:mc="http://schemas.openxmlformats.org/markup-compatibility/2006" xmlns:r="http://schemas.openxmlformats.org/officeDocument/2006/relationships" xmlns:w="http://schemas.openxmlformats.org/wordprocessingml/2006/main" xmlns:w14="http://schemas.microsoft.com/office/word/2010/wordml" xmlns:w15="http://schemas.microsoft.com/office/word/2012/wordml" xmlns:w16cex="http://schemas.microsoft.com/office/word/2018/wordml/cex" xmlns:w16cid="http://schemas.microsoft.com/office/word/2016/wordml/cid" xmlns:w16="http://schemas.microsoft.com/office/word/2018/wordml" xmlns:w16du="http://schemas.microsoft.com/office/word/2023/wordml/word16du" xmlns:w16sdtdh="http://schemas.microsoft.com/office/word/2020/wordml/sdtdatahash" xmlns:w16sdtfl="http://schemas.microsoft.com/office/word/2024/wordml/sdtformatlock" xmlns:w16se="http://schemas.microsoft.com/office/word/2015/wordml/symex" mc:Ignorable="w14 w15 w16se w16cid w16 w16cex w16sdtdh w16sdtfl w16du">
   <w:docDefaults>
     <w:rPrDefault>
       <w:rPr>
